--- a/supporto/documentazione/Guide_ANTHEA/ANTHEA_Guida_pratica_ITEC_Rev15.docx
+++ b/supporto/documentazione/Guide_ANTHEA/ANTHEA_Guida_pratica_ITEC_Rev15.docx
@@ -2334,7 +2334,7 @@
       <w:r>
         <w:fldChar w:fldCharType="separate"/>
       </w:r>
-      <w:hyperlink w:anchor="_Toc242020943" w:history="1">
+      <w:hyperlink w:anchor="_Toc242048596" w:history="1">
         <w:r>
           <w:rPr>
             <w:rStyle w:val="Collegamentoipertestuale"/>
@@ -2382,7 +2382,7 @@
             <w:noProof/>
             <w:webHidden/>
           </w:rPr>
-          <w:instrText xml:space="preserve"> PAGEREF _Toc242020943 \h </w:instrText>
+          <w:instrText xml:space="preserve"> PAGEREF _Toc242048596 \h </w:instrText>
         </w:r>
         <w:r>
           <w:rPr>
@@ -2429,7 +2429,7 @@
           <w14:ligatures w14:val="standardContextual"/>
         </w:rPr>
       </w:pPr>
-      <w:hyperlink w:anchor="_Toc242020944" w:history="1">
+      <w:hyperlink w:anchor="_Toc242048597" w:history="1">
         <w:r>
           <w:rPr>
             <w:rStyle w:val="Collegamentoipertestuale"/>
@@ -2474,7 +2474,7 @@
             <w:noProof/>
             <w:webHidden/>
           </w:rPr>
-          <w:instrText xml:space="preserve"> PAGEREF _Toc242020944 \h </w:instrText>
+          <w:instrText xml:space="preserve"> PAGEREF _Toc242048597 \h </w:instrText>
         </w:r>
         <w:r>
           <w:rPr>
@@ -2521,7 +2521,7 @@
           <w14:ligatures w14:val="standardContextual"/>
         </w:rPr>
       </w:pPr>
-      <w:hyperlink w:anchor="_Toc242020945" w:history="1">
+      <w:hyperlink w:anchor="_Toc242048598" w:history="1">
         <w:r>
           <w:rPr>
             <w:rStyle w:val="Collegamentoipertestuale"/>
@@ -2566,7 +2566,7 @@
             <w:noProof/>
             <w:webHidden/>
           </w:rPr>
-          <w:instrText xml:space="preserve"> PAGEREF _Toc242020945 \h </w:instrText>
+          <w:instrText xml:space="preserve"> PAGEREF _Toc242048598 \h </w:instrText>
         </w:r>
         <w:r>
           <w:rPr>
@@ -2613,7 +2613,7 @@
           <w14:ligatures w14:val="standardContextual"/>
         </w:rPr>
       </w:pPr>
-      <w:hyperlink w:anchor="_Toc242020946" w:history="1">
+      <w:hyperlink w:anchor="_Toc242048599" w:history="1">
         <w:r>
           <w:rPr>
             <w:rStyle w:val="Collegamentoipertestuale"/>
@@ -2658,7 +2658,7 @@
             <w:noProof/>
             <w:webHidden/>
           </w:rPr>
-          <w:instrText xml:space="preserve"> PAGEREF _Toc242020946 \h </w:instrText>
+          <w:instrText xml:space="preserve"> PAGEREF _Toc242048599 \h </w:instrText>
         </w:r>
         <w:r>
           <w:rPr>
@@ -2704,7 +2704,7 @@
           <w14:ligatures w14:val="standardContextual"/>
         </w:rPr>
       </w:pPr>
-      <w:hyperlink w:anchor="_Toc242020947" w:history="1">
+      <w:hyperlink w:anchor="_Toc242048600" w:history="1">
         <w:r>
           <w:rPr>
             <w:rStyle w:val="Collegamentoipertestuale"/>
@@ -2752,7 +2752,7 @@
             <w:noProof/>
             <w:webHidden/>
           </w:rPr>
-          <w:instrText xml:space="preserve"> PAGEREF _Toc242020947 \h </w:instrText>
+          <w:instrText xml:space="preserve"> PAGEREF _Toc242048600 \h </w:instrText>
         </w:r>
         <w:r>
           <w:rPr>
@@ -2799,7 +2799,7 @@
           <w14:ligatures w14:val="standardContextual"/>
         </w:rPr>
       </w:pPr>
-      <w:hyperlink w:anchor="_Toc242020948" w:history="1">
+      <w:hyperlink w:anchor="_Toc242048601" w:history="1">
         <w:r>
           <w:rPr>
             <w:rStyle w:val="Collegamentoipertestuale"/>
@@ -2844,7 +2844,7 @@
             <w:noProof/>
             <w:webHidden/>
           </w:rPr>
-          <w:instrText xml:space="preserve"> PAGEREF _Toc242020948 \h </w:instrText>
+          <w:instrText xml:space="preserve"> PAGEREF _Toc242048601 \h </w:instrText>
         </w:r>
         <w:r>
           <w:rPr>
@@ -2891,7 +2891,7 @@
           <w14:ligatures w14:val="standardContextual"/>
         </w:rPr>
       </w:pPr>
-      <w:hyperlink w:anchor="_Toc242020949" w:history="1">
+      <w:hyperlink w:anchor="_Toc242048602" w:history="1">
         <w:r>
           <w:rPr>
             <w:rStyle w:val="Collegamentoipertestuale"/>
@@ -2936,7 +2936,7 @@
             <w:noProof/>
             <w:webHidden/>
           </w:rPr>
-          <w:instrText xml:space="preserve"> PAGEREF _Toc242020949 \h </w:instrText>
+          <w:instrText xml:space="preserve"> PAGEREF _Toc242048602 \h </w:instrText>
         </w:r>
         <w:r>
           <w:rPr>
@@ -2983,7 +2983,7 @@
           <w14:ligatures w14:val="standardContextual"/>
         </w:rPr>
       </w:pPr>
-      <w:hyperlink w:anchor="_Toc242020950" w:history="1">
+      <w:hyperlink w:anchor="_Toc242048603" w:history="1">
         <w:r>
           <w:rPr>
             <w:rStyle w:val="Collegamentoipertestuale"/>
@@ -3028,7 +3028,7 @@
             <w:noProof/>
             <w:webHidden/>
           </w:rPr>
-          <w:instrText xml:space="preserve"> PAGEREF _Toc242020950 \h </w:instrText>
+          <w:instrText xml:space="preserve"> PAGEREF _Toc242048603 \h </w:instrText>
         </w:r>
         <w:r>
           <w:rPr>
@@ -3075,7 +3075,7 @@
           <w14:ligatures w14:val="standardContextual"/>
         </w:rPr>
       </w:pPr>
-      <w:hyperlink w:anchor="_Toc242020951" w:history="1">
+      <w:hyperlink w:anchor="_Toc242048604" w:history="1">
         <w:r>
           <w:rPr>
             <w:rStyle w:val="Collegamentoipertestuale"/>
@@ -3120,7 +3120,7 @@
             <w:noProof/>
             <w:webHidden/>
           </w:rPr>
-          <w:instrText xml:space="preserve"> PAGEREF _Toc242020951 \h </w:instrText>
+          <w:instrText xml:space="preserve"> PAGEREF _Toc242048604 \h </w:instrText>
         </w:r>
         <w:r>
           <w:rPr>
@@ -3167,7 +3167,7 @@
           <w14:ligatures w14:val="standardContextual"/>
         </w:rPr>
       </w:pPr>
-      <w:hyperlink w:anchor="_Toc242020952" w:history="1">
+      <w:hyperlink w:anchor="_Toc242048605" w:history="1">
         <w:r>
           <w:rPr>
             <w:rStyle w:val="Collegamentoipertestuale"/>
@@ -3212,7 +3212,7 @@
             <w:noProof/>
             <w:webHidden/>
           </w:rPr>
-          <w:instrText xml:space="preserve"> PAGEREF _Toc242020952 \h </w:instrText>
+          <w:instrText xml:space="preserve"> PAGEREF _Toc242048605 \h </w:instrText>
         </w:r>
         <w:r>
           <w:rPr>
@@ -3259,7 +3259,7 @@
           <w14:ligatures w14:val="standardContextual"/>
         </w:rPr>
       </w:pPr>
-      <w:hyperlink w:anchor="_Toc242020953" w:history="1">
+      <w:hyperlink w:anchor="_Toc242048606" w:history="1">
         <w:r>
           <w:rPr>
             <w:rStyle w:val="Collegamentoipertestuale"/>
@@ -3304,7 +3304,7 @@
             <w:noProof/>
             <w:webHidden/>
           </w:rPr>
-          <w:instrText xml:space="preserve"> PAGEREF _Toc242020953 \h </w:instrText>
+          <w:instrText xml:space="preserve"> PAGEREF _Toc242048606 \h </w:instrText>
         </w:r>
         <w:r>
           <w:rPr>
@@ -3350,7 +3350,7 @@
           <w14:ligatures w14:val="standardContextual"/>
         </w:rPr>
       </w:pPr>
-      <w:hyperlink w:anchor="_Toc242020954" w:history="1">
+      <w:hyperlink w:anchor="_Toc242048607" w:history="1">
         <w:r>
           <w:rPr>
             <w:rStyle w:val="Collegamentoipertestuale"/>
@@ -3398,7 +3398,7 @@
             <w:noProof/>
             <w:webHidden/>
           </w:rPr>
-          <w:instrText xml:space="preserve"> PAGEREF _Toc242020954 \h </w:instrText>
+          <w:instrText xml:space="preserve"> PAGEREF _Toc242048607 \h </w:instrText>
         </w:r>
         <w:r>
           <w:rPr>
@@ -3445,7 +3445,7 @@
           <w14:ligatures w14:val="standardContextual"/>
         </w:rPr>
       </w:pPr>
-      <w:hyperlink w:anchor="_Toc242020955" w:history="1">
+      <w:hyperlink w:anchor="_Toc242048608" w:history="1">
         <w:r>
           <w:rPr>
             <w:rStyle w:val="Collegamentoipertestuale"/>
@@ -3490,7 +3490,7 @@
             <w:noProof/>
             <w:webHidden/>
           </w:rPr>
-          <w:instrText xml:space="preserve"> PAGEREF _Toc242020955 \h </w:instrText>
+          <w:instrText xml:space="preserve"> PAGEREF _Toc242048608 \h </w:instrText>
         </w:r>
         <w:r>
           <w:rPr>
@@ -3537,7 +3537,7 @@
           <w14:ligatures w14:val="standardContextual"/>
         </w:rPr>
       </w:pPr>
-      <w:hyperlink w:anchor="_Toc242020956" w:history="1">
+      <w:hyperlink w:anchor="_Toc242048609" w:history="1">
         <w:r>
           <w:rPr>
             <w:rStyle w:val="Collegamentoipertestuale"/>
@@ -3582,7 +3582,7 @@
             <w:noProof/>
             <w:webHidden/>
           </w:rPr>
-          <w:instrText xml:space="preserve"> PAGEREF _Toc242020956 \h </w:instrText>
+          <w:instrText xml:space="preserve"> PAGEREF _Toc242048609 \h </w:instrText>
         </w:r>
         <w:r>
           <w:rPr>
@@ -3628,7 +3628,7 @@
           <w14:ligatures w14:val="standardContextual"/>
         </w:rPr>
       </w:pPr>
-      <w:hyperlink w:anchor="_Toc242020957" w:history="1">
+      <w:hyperlink w:anchor="_Toc242048610" w:history="1">
         <w:r>
           <w:rPr>
             <w:rStyle w:val="Collegamentoipertestuale"/>
@@ -3676,7 +3676,7 @@
             <w:noProof/>
             <w:webHidden/>
           </w:rPr>
-          <w:instrText xml:space="preserve"> PAGEREF _Toc242020957 \h </w:instrText>
+          <w:instrText xml:space="preserve"> PAGEREF _Toc242048610 \h </w:instrText>
         </w:r>
         <w:r>
           <w:rPr>
@@ -3723,7 +3723,7 @@
           <w14:ligatures w14:val="standardContextual"/>
         </w:rPr>
       </w:pPr>
-      <w:hyperlink w:anchor="_Toc242020958" w:history="1">
+      <w:hyperlink w:anchor="_Toc242048611" w:history="1">
         <w:r>
           <w:rPr>
             <w:rStyle w:val="Collegamentoipertestuale"/>
@@ -3768,7 +3768,7 @@
             <w:noProof/>
             <w:webHidden/>
           </w:rPr>
-          <w:instrText xml:space="preserve"> PAGEREF _Toc242020958 \h </w:instrText>
+          <w:instrText xml:space="preserve"> PAGEREF _Toc242048611 \h </w:instrText>
         </w:r>
         <w:r>
           <w:rPr>
@@ -3815,7 +3815,7 @@
           <w14:ligatures w14:val="standardContextual"/>
         </w:rPr>
       </w:pPr>
-      <w:hyperlink w:anchor="_Toc242020959" w:history="1">
+      <w:hyperlink w:anchor="_Toc242048612" w:history="1">
         <w:r>
           <w:rPr>
             <w:rStyle w:val="Collegamentoipertestuale"/>
@@ -3860,7 +3860,7 @@
             <w:noProof/>
             <w:webHidden/>
           </w:rPr>
-          <w:instrText xml:space="preserve"> PAGEREF _Toc242020959 \h </w:instrText>
+          <w:instrText xml:space="preserve"> PAGEREF _Toc242048612 \h </w:instrText>
         </w:r>
         <w:r>
           <w:rPr>
@@ -3907,7 +3907,7 @@
           <w14:ligatures w14:val="standardContextual"/>
         </w:rPr>
       </w:pPr>
-      <w:hyperlink w:anchor="_Toc242020960" w:history="1">
+      <w:hyperlink w:anchor="_Toc242048613" w:history="1">
         <w:r>
           <w:rPr>
             <w:rStyle w:val="Collegamentoipertestuale"/>
@@ -3952,7 +3952,7 @@
             <w:noProof/>
             <w:webHidden/>
           </w:rPr>
-          <w:instrText xml:space="preserve"> PAGEREF _Toc242020960 \h </w:instrText>
+          <w:instrText xml:space="preserve"> PAGEREF _Toc242048613 \h </w:instrText>
         </w:r>
         <w:r>
           <w:rPr>
@@ -3999,7 +3999,7 @@
           <w14:ligatures w14:val="standardContextual"/>
         </w:rPr>
       </w:pPr>
-      <w:hyperlink w:anchor="_Toc242020961" w:history="1">
+      <w:hyperlink w:anchor="_Toc242048614" w:history="1">
         <w:r>
           <w:rPr>
             <w:rStyle w:val="Collegamentoipertestuale"/>
@@ -4044,7 +4044,7 @@
             <w:noProof/>
             <w:webHidden/>
           </w:rPr>
-          <w:instrText xml:space="preserve"> PAGEREF _Toc242020961 \h </w:instrText>
+          <w:instrText xml:space="preserve"> PAGEREF _Toc242048614 \h </w:instrText>
         </w:r>
         <w:r>
           <w:rPr>
@@ -4090,7 +4090,7 @@
           <w14:ligatures w14:val="standardContextual"/>
         </w:rPr>
       </w:pPr>
-      <w:hyperlink w:anchor="_Toc242020962" w:history="1">
+      <w:hyperlink w:anchor="_Toc242048615" w:history="1">
         <w:r>
           <w:rPr>
             <w:rStyle w:val="Collegamentoipertestuale"/>
@@ -4138,7 +4138,7 @@
             <w:noProof/>
             <w:webHidden/>
           </w:rPr>
-          <w:instrText xml:space="preserve"> PAGEREF _Toc242020962 \h </w:instrText>
+          <w:instrText xml:space="preserve"> PAGEREF _Toc242048615 \h </w:instrText>
         </w:r>
         <w:r>
           <w:rPr>
@@ -4185,7 +4185,7 @@
           <w14:ligatures w14:val="standardContextual"/>
         </w:rPr>
       </w:pPr>
-      <w:hyperlink w:anchor="_Toc242020963" w:history="1">
+      <w:hyperlink w:anchor="_Toc242048616" w:history="1">
         <w:r>
           <w:rPr>
             <w:rStyle w:val="Collegamentoipertestuale"/>
@@ -4230,7 +4230,7 @@
             <w:noProof/>
             <w:webHidden/>
           </w:rPr>
-          <w:instrText xml:space="preserve"> PAGEREF _Toc242020963 \h </w:instrText>
+          <w:instrText xml:space="preserve"> PAGEREF _Toc242048616 \h </w:instrText>
         </w:r>
         <w:r>
           <w:rPr>
@@ -4277,7 +4277,7 @@
           <w14:ligatures w14:val="standardContextual"/>
         </w:rPr>
       </w:pPr>
-      <w:hyperlink w:anchor="_Toc242020964" w:history="1">
+      <w:hyperlink w:anchor="_Toc242048617" w:history="1">
         <w:r>
           <w:rPr>
             <w:rStyle w:val="Collegamentoipertestuale"/>
@@ -4322,7 +4322,7 @@
             <w:noProof/>
             <w:webHidden/>
           </w:rPr>
-          <w:instrText xml:space="preserve"> PAGEREF _Toc242020964 \h </w:instrText>
+          <w:instrText xml:space="preserve"> PAGEREF _Toc242048617 \h </w:instrText>
         </w:r>
         <w:r>
           <w:rPr>
@@ -4368,7 +4368,7 @@
           <w14:ligatures w14:val="standardContextual"/>
         </w:rPr>
       </w:pPr>
-      <w:hyperlink w:anchor="_Toc242020965" w:history="1">
+      <w:hyperlink w:anchor="_Toc242048618" w:history="1">
         <w:r>
           <w:rPr>
             <w:rStyle w:val="Collegamentoipertestuale"/>
@@ -4416,7 +4416,7 @@
             <w:noProof/>
             <w:webHidden/>
           </w:rPr>
-          <w:instrText xml:space="preserve"> PAGEREF _Toc242020965 \h </w:instrText>
+          <w:instrText xml:space="preserve"> PAGEREF _Toc242048618 \h </w:instrText>
         </w:r>
         <w:r>
           <w:rPr>
@@ -4463,7 +4463,7 @@
           <w14:ligatures w14:val="standardContextual"/>
         </w:rPr>
       </w:pPr>
-      <w:hyperlink w:anchor="_Toc242020966" w:history="1">
+      <w:hyperlink w:anchor="_Toc242048619" w:history="1">
         <w:r>
           <w:rPr>
             <w:rStyle w:val="Collegamentoipertestuale"/>
@@ -4508,7 +4508,7 @@
             <w:noProof/>
             <w:webHidden/>
           </w:rPr>
-          <w:instrText xml:space="preserve"> PAGEREF _Toc242020966 \h </w:instrText>
+          <w:instrText xml:space="preserve"> PAGEREF _Toc242048619 \h </w:instrText>
         </w:r>
         <w:r>
           <w:rPr>
@@ -4555,7 +4555,7 @@
           <w14:ligatures w14:val="standardContextual"/>
         </w:rPr>
       </w:pPr>
-      <w:hyperlink w:anchor="_Toc242020967" w:history="1">
+      <w:hyperlink w:anchor="_Toc242048620" w:history="1">
         <w:r>
           <w:rPr>
             <w:rStyle w:val="Collegamentoipertestuale"/>
@@ -4600,7 +4600,7 @@
             <w:noProof/>
             <w:webHidden/>
           </w:rPr>
-          <w:instrText xml:space="preserve"> PAGEREF _Toc242020967 \h </w:instrText>
+          <w:instrText xml:space="preserve"> PAGEREF _Toc242048620 \h </w:instrText>
         </w:r>
         <w:r>
           <w:rPr>
@@ -4647,7 +4647,7 @@
           <w14:ligatures w14:val="standardContextual"/>
         </w:rPr>
       </w:pPr>
-      <w:hyperlink w:anchor="_Toc242020968" w:history="1">
+      <w:hyperlink w:anchor="_Toc242048621" w:history="1">
         <w:r>
           <w:rPr>
             <w:rStyle w:val="Collegamentoipertestuale"/>
@@ -4692,7 +4692,7 @@
             <w:noProof/>
             <w:webHidden/>
           </w:rPr>
-          <w:instrText xml:space="preserve"> PAGEREF _Toc242020968 \h </w:instrText>
+          <w:instrText xml:space="preserve"> PAGEREF _Toc242048621 \h </w:instrText>
         </w:r>
         <w:r>
           <w:rPr>
@@ -4739,7 +4739,7 @@
           <w14:ligatures w14:val="standardContextual"/>
         </w:rPr>
       </w:pPr>
-      <w:hyperlink w:anchor="_Toc242020969" w:history="1">
+      <w:hyperlink w:anchor="_Toc242048622" w:history="1">
         <w:r>
           <w:rPr>
             <w:rStyle w:val="Collegamentoipertestuale"/>
@@ -4784,7 +4784,7 @@
             <w:noProof/>
             <w:webHidden/>
           </w:rPr>
-          <w:instrText xml:space="preserve"> PAGEREF _Toc242020969 \h </w:instrText>
+          <w:instrText xml:space="preserve"> PAGEREF _Toc242048622 \h </w:instrText>
         </w:r>
         <w:r>
           <w:rPr>
@@ -4831,7 +4831,7 @@
           <w14:ligatures w14:val="standardContextual"/>
         </w:rPr>
       </w:pPr>
-      <w:hyperlink w:anchor="_Toc242020970" w:history="1">
+      <w:hyperlink w:anchor="_Toc242048623" w:history="1">
         <w:r>
           <w:rPr>
             <w:rStyle w:val="Collegamentoipertestuale"/>
@@ -4876,7 +4876,7 @@
             <w:noProof/>
             <w:webHidden/>
           </w:rPr>
-          <w:instrText xml:space="preserve"> PAGEREF _Toc242020970 \h </w:instrText>
+          <w:instrText xml:space="preserve"> PAGEREF _Toc242048623 \h </w:instrText>
         </w:r>
         <w:r>
           <w:rPr>
@@ -4922,7 +4922,7 @@
           <w14:ligatures w14:val="standardContextual"/>
         </w:rPr>
       </w:pPr>
-      <w:hyperlink w:anchor="_Toc242020971" w:history="1">
+      <w:hyperlink w:anchor="_Toc242048624" w:history="1">
         <w:r>
           <w:rPr>
             <w:rStyle w:val="Collegamentoipertestuale"/>
@@ -4970,7 +4970,7 @@
             <w:noProof/>
             <w:webHidden/>
           </w:rPr>
-          <w:instrText xml:space="preserve"> PAGEREF _Toc242020971 \h </w:instrText>
+          <w:instrText xml:space="preserve"> PAGEREF _Toc242048624 \h </w:instrText>
         </w:r>
         <w:r>
           <w:rPr>
@@ -5017,7 +5017,7 @@
           <w14:ligatures w14:val="standardContextual"/>
         </w:rPr>
       </w:pPr>
-      <w:hyperlink w:anchor="_Toc242020972" w:history="1">
+      <w:hyperlink w:anchor="_Toc242048625" w:history="1">
         <w:r>
           <w:rPr>
             <w:rStyle w:val="Collegamentoipertestuale"/>
@@ -5062,7 +5062,7 @@
             <w:noProof/>
             <w:webHidden/>
           </w:rPr>
-          <w:instrText xml:space="preserve"> PAGEREF _Toc242020972 \h </w:instrText>
+          <w:instrText xml:space="preserve"> PAGEREF _Toc242048625 \h </w:instrText>
         </w:r>
         <w:r>
           <w:rPr>
@@ -5109,7 +5109,7 @@
           <w14:ligatures w14:val="standardContextual"/>
         </w:rPr>
       </w:pPr>
-      <w:hyperlink w:anchor="_Toc242020973" w:history="1">
+      <w:hyperlink w:anchor="_Toc242048626" w:history="1">
         <w:r>
           <w:rPr>
             <w:rStyle w:val="Collegamentoipertestuale"/>
@@ -5154,7 +5154,7 @@
             <w:noProof/>
             <w:webHidden/>
           </w:rPr>
-          <w:instrText xml:space="preserve"> PAGEREF _Toc242020973 \h </w:instrText>
+          <w:instrText xml:space="preserve"> PAGEREF _Toc242048626 \h </w:instrText>
         </w:r>
         <w:r>
           <w:rPr>
@@ -5201,7 +5201,7 @@
           <w14:ligatures w14:val="standardContextual"/>
         </w:rPr>
       </w:pPr>
-      <w:hyperlink w:anchor="_Toc242020974" w:history="1">
+      <w:hyperlink w:anchor="_Toc242048627" w:history="1">
         <w:r>
           <w:rPr>
             <w:rStyle w:val="Collegamentoipertestuale"/>
@@ -5246,7 +5246,7 @@
             <w:noProof/>
             <w:webHidden/>
           </w:rPr>
-          <w:instrText xml:space="preserve"> PAGEREF _Toc242020974 \h </w:instrText>
+          <w:instrText xml:space="preserve"> PAGEREF _Toc242048627 \h </w:instrText>
         </w:r>
         <w:r>
           <w:rPr>
@@ -5293,7 +5293,7 @@
           <w14:ligatures w14:val="standardContextual"/>
         </w:rPr>
       </w:pPr>
-      <w:hyperlink w:anchor="_Toc242020975" w:history="1">
+      <w:hyperlink w:anchor="_Toc242048628" w:history="1">
         <w:r>
           <w:rPr>
             <w:rStyle w:val="Collegamentoipertestuale"/>
@@ -5338,7 +5338,7 @@
             <w:noProof/>
             <w:webHidden/>
           </w:rPr>
-          <w:instrText xml:space="preserve"> PAGEREF _Toc242020975 \h </w:instrText>
+          <w:instrText xml:space="preserve"> PAGEREF _Toc242048628 \h </w:instrText>
         </w:r>
         <w:r>
           <w:rPr>
@@ -5385,7 +5385,7 @@
           <w14:ligatures w14:val="standardContextual"/>
         </w:rPr>
       </w:pPr>
-      <w:hyperlink w:anchor="_Toc242020976" w:history="1">
+      <w:hyperlink w:anchor="_Toc242048629" w:history="1">
         <w:r>
           <w:rPr>
             <w:rStyle w:val="Collegamentoipertestuale"/>
@@ -5430,7 +5430,7 @@
             <w:noProof/>
             <w:webHidden/>
           </w:rPr>
-          <w:instrText xml:space="preserve"> PAGEREF _Toc242020976 \h </w:instrText>
+          <w:instrText xml:space="preserve"> PAGEREF _Toc242048629 \h </w:instrText>
         </w:r>
         <w:r>
           <w:rPr>
@@ -5477,7 +5477,7 @@
           <w14:ligatures w14:val="standardContextual"/>
         </w:rPr>
       </w:pPr>
-      <w:hyperlink w:anchor="_Toc242020977" w:history="1">
+      <w:hyperlink w:anchor="_Toc242048630" w:history="1">
         <w:r>
           <w:rPr>
             <w:rStyle w:val="Collegamentoipertestuale"/>
@@ -5522,7 +5522,7 @@
             <w:noProof/>
             <w:webHidden/>
           </w:rPr>
-          <w:instrText xml:space="preserve"> PAGEREF _Toc242020977 \h </w:instrText>
+          <w:instrText xml:space="preserve"> PAGEREF _Toc242048630 \h </w:instrText>
         </w:r>
         <w:r>
           <w:rPr>
@@ -5569,7 +5569,7 @@
           <w14:ligatures w14:val="standardContextual"/>
         </w:rPr>
       </w:pPr>
-      <w:hyperlink w:anchor="_Toc242020978" w:history="1">
+      <w:hyperlink w:anchor="_Toc242048631" w:history="1">
         <w:r>
           <w:rPr>
             <w:rStyle w:val="Collegamentoipertestuale"/>
@@ -5614,7 +5614,7 @@
             <w:noProof/>
             <w:webHidden/>
           </w:rPr>
-          <w:instrText xml:space="preserve"> PAGEREF _Toc242020978 \h </w:instrText>
+          <w:instrText xml:space="preserve"> PAGEREF _Toc242048631 \h </w:instrText>
         </w:r>
         <w:r>
           <w:rPr>
@@ -5661,7 +5661,7 @@
           <w14:ligatures w14:val="standardContextual"/>
         </w:rPr>
       </w:pPr>
-      <w:hyperlink w:anchor="_Toc242020979" w:history="1">
+      <w:hyperlink w:anchor="_Toc242048632" w:history="1">
         <w:r>
           <w:rPr>
             <w:rStyle w:val="Collegamentoipertestuale"/>
@@ -5706,7 +5706,7 @@
             <w:noProof/>
             <w:webHidden/>
           </w:rPr>
-          <w:instrText xml:space="preserve"> PAGEREF _Toc242020979 \h </w:instrText>
+          <w:instrText xml:space="preserve"> PAGEREF _Toc242048632 \h </w:instrText>
         </w:r>
         <w:r>
           <w:rPr>
@@ -5753,7 +5753,7 @@
           <w14:ligatures w14:val="standardContextual"/>
         </w:rPr>
       </w:pPr>
-      <w:hyperlink w:anchor="_Toc242020980" w:history="1">
+      <w:hyperlink w:anchor="_Toc242048633" w:history="1">
         <w:r>
           <w:rPr>
             <w:rStyle w:val="Collegamentoipertestuale"/>
@@ -5798,7 +5798,7 @@
             <w:noProof/>
             <w:webHidden/>
           </w:rPr>
-          <w:instrText xml:space="preserve"> PAGEREF _Toc242020980 \h </w:instrText>
+          <w:instrText xml:space="preserve"> PAGEREF _Toc242048633 \h </w:instrText>
         </w:r>
         <w:r>
           <w:rPr>
@@ -5844,7 +5844,7 @@
           <w14:ligatures w14:val="standardContextual"/>
         </w:rPr>
       </w:pPr>
-      <w:hyperlink w:anchor="_Toc242020981" w:history="1">
+      <w:hyperlink w:anchor="_Toc242048634" w:history="1">
         <w:r>
           <w:rPr>
             <w:rStyle w:val="Collegamentoipertestuale"/>
@@ -5892,7 +5892,7 @@
             <w:noProof/>
             <w:webHidden/>
           </w:rPr>
-          <w:instrText xml:space="preserve"> PAGEREF _Toc242020981 \h </w:instrText>
+          <w:instrText xml:space="preserve"> PAGEREF _Toc242048634 \h </w:instrText>
         </w:r>
         <w:r>
           <w:rPr>
@@ -5939,7 +5939,7 @@
           <w14:ligatures w14:val="standardContextual"/>
         </w:rPr>
       </w:pPr>
-      <w:hyperlink w:anchor="_Toc242020982" w:history="1">
+      <w:hyperlink w:anchor="_Toc242048635" w:history="1">
         <w:r>
           <w:rPr>
             <w:rStyle w:val="Collegamentoipertestuale"/>
@@ -5984,7 +5984,7 @@
             <w:noProof/>
             <w:webHidden/>
           </w:rPr>
-          <w:instrText xml:space="preserve"> PAGEREF _Toc242020982 \h </w:instrText>
+          <w:instrText xml:space="preserve"> PAGEREF _Toc242048635 \h </w:instrText>
         </w:r>
         <w:r>
           <w:rPr>
@@ -6031,7 +6031,7 @@
           <w14:ligatures w14:val="standardContextual"/>
         </w:rPr>
       </w:pPr>
-      <w:hyperlink w:anchor="_Toc242020983" w:history="1">
+      <w:hyperlink w:anchor="_Toc242048636" w:history="1">
         <w:r>
           <w:rPr>
             <w:rStyle w:val="Collegamentoipertestuale"/>
@@ -6076,7 +6076,7 @@
             <w:noProof/>
             <w:webHidden/>
           </w:rPr>
-          <w:instrText xml:space="preserve"> PAGEREF _Toc242020983 \h </w:instrText>
+          <w:instrText xml:space="preserve"> PAGEREF _Toc242048636 \h </w:instrText>
         </w:r>
         <w:r>
           <w:rPr>
@@ -6123,7 +6123,7 @@
           <w14:ligatures w14:val="standardContextual"/>
         </w:rPr>
       </w:pPr>
-      <w:hyperlink w:anchor="_Toc242020984" w:history="1">
+      <w:hyperlink w:anchor="_Toc242048637" w:history="1">
         <w:r>
           <w:rPr>
             <w:rStyle w:val="Collegamentoipertestuale"/>
@@ -6168,7 +6168,7 @@
             <w:noProof/>
             <w:webHidden/>
           </w:rPr>
-          <w:instrText xml:space="preserve"> PAGEREF _Toc242020984 \h </w:instrText>
+          <w:instrText xml:space="preserve"> PAGEREF _Toc242048637 \h </w:instrText>
         </w:r>
         <w:r>
           <w:rPr>
@@ -6215,7 +6215,7 @@
           <w14:ligatures w14:val="standardContextual"/>
         </w:rPr>
       </w:pPr>
-      <w:hyperlink w:anchor="_Toc242020985" w:history="1">
+      <w:hyperlink w:anchor="_Toc242048638" w:history="1">
         <w:r>
           <w:rPr>
             <w:rStyle w:val="Collegamentoipertestuale"/>
@@ -6260,7 +6260,7 @@
             <w:noProof/>
             <w:webHidden/>
           </w:rPr>
-          <w:instrText xml:space="preserve"> PAGEREF _Toc242020985 \h </w:instrText>
+          <w:instrText xml:space="preserve"> PAGEREF _Toc242048638 \h </w:instrText>
         </w:r>
         <w:r>
           <w:rPr>
@@ -6307,7 +6307,7 @@
           <w14:ligatures w14:val="standardContextual"/>
         </w:rPr>
       </w:pPr>
-      <w:hyperlink w:anchor="_Toc242020986" w:history="1">
+      <w:hyperlink w:anchor="_Toc242048639" w:history="1">
         <w:r>
           <w:rPr>
             <w:rStyle w:val="Collegamentoipertestuale"/>
@@ -6352,7 +6352,7 @@
             <w:noProof/>
             <w:webHidden/>
           </w:rPr>
-          <w:instrText xml:space="preserve"> PAGEREF _Toc242020986 \h </w:instrText>
+          <w:instrText xml:space="preserve"> PAGEREF _Toc242048639 \h </w:instrText>
         </w:r>
         <w:r>
           <w:rPr>
@@ -6399,7 +6399,7 @@
           <w14:ligatures w14:val="standardContextual"/>
         </w:rPr>
       </w:pPr>
-      <w:hyperlink w:anchor="_Toc242020987" w:history="1">
+      <w:hyperlink w:anchor="_Toc242048640" w:history="1">
         <w:r>
           <w:rPr>
             <w:rStyle w:val="Collegamentoipertestuale"/>
@@ -6444,7 +6444,7 @@
             <w:noProof/>
             <w:webHidden/>
           </w:rPr>
-          <w:instrText xml:space="preserve"> PAGEREF _Toc242020987 \h </w:instrText>
+          <w:instrText xml:space="preserve"> PAGEREF _Toc242048640 \h </w:instrText>
         </w:r>
         <w:r>
           <w:rPr>
@@ -6491,7 +6491,7 @@
           <w14:ligatures w14:val="standardContextual"/>
         </w:rPr>
       </w:pPr>
-      <w:hyperlink w:anchor="_Toc242020988" w:history="1">
+      <w:hyperlink w:anchor="_Toc242048641" w:history="1">
         <w:r>
           <w:rPr>
             <w:rStyle w:val="Collegamentoipertestuale"/>
@@ -6536,7 +6536,7 @@
             <w:noProof/>
             <w:webHidden/>
           </w:rPr>
-          <w:instrText xml:space="preserve"> PAGEREF _Toc242020988 \h </w:instrText>
+          <w:instrText xml:space="preserve"> PAGEREF _Toc242048641 \h </w:instrText>
         </w:r>
         <w:r>
           <w:rPr>
@@ -6583,7 +6583,7 @@
           <w14:ligatures w14:val="standardContextual"/>
         </w:rPr>
       </w:pPr>
-      <w:hyperlink w:anchor="_Toc242020989" w:history="1">
+      <w:hyperlink w:anchor="_Toc242048642" w:history="1">
         <w:r>
           <w:rPr>
             <w:rStyle w:val="Collegamentoipertestuale"/>
@@ -6628,7 +6628,7 @@
             <w:noProof/>
             <w:webHidden/>
           </w:rPr>
-          <w:instrText xml:space="preserve"> PAGEREF _Toc242020989 \h </w:instrText>
+          <w:instrText xml:space="preserve"> PAGEREF _Toc242048642 \h </w:instrText>
         </w:r>
         <w:r>
           <w:rPr>
@@ -6675,7 +6675,7 @@
           <w14:ligatures w14:val="standardContextual"/>
         </w:rPr>
       </w:pPr>
-      <w:hyperlink w:anchor="_Toc242020990" w:history="1">
+      <w:hyperlink w:anchor="_Toc242048643" w:history="1">
         <w:r>
           <w:rPr>
             <w:rStyle w:val="Collegamentoipertestuale"/>
@@ -6720,7 +6720,7 @@
             <w:noProof/>
             <w:webHidden/>
           </w:rPr>
-          <w:instrText xml:space="preserve"> PAGEREF _Toc242020990 \h </w:instrText>
+          <w:instrText xml:space="preserve"> PAGEREF _Toc242048643 \h </w:instrText>
         </w:r>
         <w:r>
           <w:rPr>
@@ -6767,7 +6767,7 @@
           <w14:ligatures w14:val="standardContextual"/>
         </w:rPr>
       </w:pPr>
-      <w:hyperlink w:anchor="_Toc242020991" w:history="1">
+      <w:hyperlink w:anchor="_Toc242048644" w:history="1">
         <w:r>
           <w:rPr>
             <w:rStyle w:val="Collegamentoipertestuale"/>
@@ -6812,7 +6812,7 @@
             <w:noProof/>
             <w:webHidden/>
           </w:rPr>
-          <w:instrText xml:space="preserve"> PAGEREF _Toc242020991 \h </w:instrText>
+          <w:instrText xml:space="preserve"> PAGEREF _Toc242048644 \h </w:instrText>
         </w:r>
         <w:r>
           <w:rPr>
@@ -6859,7 +6859,7 @@
           <w14:ligatures w14:val="standardContextual"/>
         </w:rPr>
       </w:pPr>
-      <w:hyperlink w:anchor="_Toc242020992" w:history="1">
+      <w:hyperlink w:anchor="_Toc242048645" w:history="1">
         <w:r>
           <w:rPr>
             <w:rStyle w:val="Collegamentoipertestuale"/>
@@ -6904,7 +6904,7 @@
             <w:noProof/>
             <w:webHidden/>
           </w:rPr>
-          <w:instrText xml:space="preserve"> PAGEREF _Toc242020992 \h </w:instrText>
+          <w:instrText xml:space="preserve"> PAGEREF _Toc242048645 \h </w:instrText>
         </w:r>
         <w:r>
           <w:rPr>
@@ -6951,7 +6951,7 @@
           <w14:ligatures w14:val="standardContextual"/>
         </w:rPr>
       </w:pPr>
-      <w:hyperlink w:anchor="_Toc242020993" w:history="1">
+      <w:hyperlink w:anchor="_Toc242048646" w:history="1">
         <w:r>
           <w:rPr>
             <w:rStyle w:val="Collegamentoipertestuale"/>
@@ -6996,7 +6996,7 @@
             <w:noProof/>
             <w:webHidden/>
           </w:rPr>
-          <w:instrText xml:space="preserve"> PAGEREF _Toc242020993 \h </w:instrText>
+          <w:instrText xml:space="preserve"> PAGEREF _Toc242048646 \h </w:instrText>
         </w:r>
         <w:r>
           <w:rPr>
@@ -7043,7 +7043,7 @@
           <w14:ligatures w14:val="standardContextual"/>
         </w:rPr>
       </w:pPr>
-      <w:hyperlink w:anchor="_Toc242020994" w:history="1">
+      <w:hyperlink w:anchor="_Toc242048647" w:history="1">
         <w:r>
           <w:rPr>
             <w:rStyle w:val="Collegamentoipertestuale"/>
@@ -7088,7 +7088,7 @@
             <w:noProof/>
             <w:webHidden/>
           </w:rPr>
-          <w:instrText xml:space="preserve"> PAGEREF _Toc242020994 \h </w:instrText>
+          <w:instrText xml:space="preserve"> PAGEREF _Toc242048647 \h </w:instrText>
         </w:r>
         <w:r>
           <w:rPr>
@@ -7135,7 +7135,7 @@
           <w14:ligatures w14:val="standardContextual"/>
         </w:rPr>
       </w:pPr>
-      <w:hyperlink w:anchor="_Toc242020995" w:history="1">
+      <w:hyperlink w:anchor="_Toc242048648" w:history="1">
         <w:r>
           <w:rPr>
             <w:rStyle w:val="Collegamentoipertestuale"/>
@@ -7180,7 +7180,7 @@
             <w:noProof/>
             <w:webHidden/>
           </w:rPr>
-          <w:instrText xml:space="preserve"> PAGEREF _Toc242020995 \h </w:instrText>
+          <w:instrText xml:space="preserve"> PAGEREF _Toc242048648 \h </w:instrText>
         </w:r>
         <w:r>
           <w:rPr>
@@ -7226,7 +7226,7 @@
           <w14:ligatures w14:val="standardContextual"/>
         </w:rPr>
       </w:pPr>
-      <w:hyperlink w:anchor="_Toc242020996" w:history="1">
+      <w:hyperlink w:anchor="_Toc242048649" w:history="1">
         <w:r>
           <w:rPr>
             <w:rStyle w:val="Collegamentoipertestuale"/>
@@ -7274,7 +7274,7 @@
             <w:noProof/>
             <w:webHidden/>
           </w:rPr>
-          <w:instrText xml:space="preserve"> PAGEREF _Toc242020996 \h </w:instrText>
+          <w:instrText xml:space="preserve"> PAGEREF _Toc242048649 \h </w:instrText>
         </w:r>
         <w:r>
           <w:rPr>
@@ -7321,7 +7321,7 @@
           <w14:ligatures w14:val="standardContextual"/>
         </w:rPr>
       </w:pPr>
-      <w:hyperlink w:anchor="_Toc242020997" w:history="1">
+      <w:hyperlink w:anchor="_Toc242048650" w:history="1">
         <w:r>
           <w:rPr>
             <w:rStyle w:val="Collegamentoipertestuale"/>
@@ -7366,7 +7366,7 @@
             <w:noProof/>
             <w:webHidden/>
           </w:rPr>
-          <w:instrText xml:space="preserve"> PAGEREF _Toc242020997 \h </w:instrText>
+          <w:instrText xml:space="preserve"> PAGEREF _Toc242048650 \h </w:instrText>
         </w:r>
         <w:r>
           <w:rPr>
@@ -7413,7 +7413,7 @@
           <w14:ligatures w14:val="standardContextual"/>
         </w:rPr>
       </w:pPr>
-      <w:hyperlink w:anchor="_Toc242020998" w:history="1">
+      <w:hyperlink w:anchor="_Toc242048651" w:history="1">
         <w:r>
           <w:rPr>
             <w:rStyle w:val="Collegamentoipertestuale"/>
@@ -7458,7 +7458,7 @@
             <w:noProof/>
             <w:webHidden/>
           </w:rPr>
-          <w:instrText xml:space="preserve"> PAGEREF _Toc242020998 \h </w:instrText>
+          <w:instrText xml:space="preserve"> PAGEREF _Toc242048651 \h </w:instrText>
         </w:r>
         <w:r>
           <w:rPr>
@@ -7505,7 +7505,7 @@
           <w14:ligatures w14:val="standardContextual"/>
         </w:rPr>
       </w:pPr>
-      <w:hyperlink w:anchor="_Toc242020999" w:history="1">
+      <w:hyperlink w:anchor="_Toc242048652" w:history="1">
         <w:r>
           <w:rPr>
             <w:rStyle w:val="Collegamentoipertestuale"/>
@@ -7550,7 +7550,7 @@
             <w:noProof/>
             <w:webHidden/>
           </w:rPr>
-          <w:instrText xml:space="preserve"> PAGEREF _Toc242020999 \h </w:instrText>
+          <w:instrText xml:space="preserve"> PAGEREF _Toc242048652 \h </w:instrText>
         </w:r>
         <w:r>
           <w:rPr>
@@ -7596,7 +7596,7 @@
           <w14:ligatures w14:val="standardContextual"/>
         </w:rPr>
       </w:pPr>
-      <w:hyperlink w:anchor="_Toc242021000" w:history="1">
+      <w:hyperlink w:anchor="_Toc242048653" w:history="1">
         <w:r>
           <w:rPr>
             <w:rStyle w:val="Collegamentoipertestuale"/>
@@ -7644,7 +7644,7 @@
             <w:noProof/>
             <w:webHidden/>
           </w:rPr>
-          <w:instrText xml:space="preserve"> PAGEREF _Toc242021000 \h </w:instrText>
+          <w:instrText xml:space="preserve"> PAGEREF _Toc242048653 \h </w:instrText>
         </w:r>
         <w:r>
           <w:rPr>
@@ -7690,7 +7690,7 @@
           <w14:ligatures w14:val="standardContextual"/>
         </w:rPr>
       </w:pPr>
-      <w:hyperlink w:anchor="_Toc242021001" w:history="1">
+      <w:hyperlink w:anchor="_Toc242048654" w:history="1">
         <w:r>
           <w:rPr>
             <w:rStyle w:val="Collegamentoipertestuale"/>
@@ -7738,7 +7738,7 @@
             <w:noProof/>
             <w:webHidden/>
           </w:rPr>
-          <w:instrText xml:space="preserve"> PAGEREF _Toc242021001 \h </w:instrText>
+          <w:instrText xml:space="preserve"> PAGEREF _Toc242048654 \h </w:instrText>
         </w:r>
         <w:r>
           <w:rPr>
@@ -7785,7 +7785,7 @@
           <w14:ligatures w14:val="standardContextual"/>
         </w:rPr>
       </w:pPr>
-      <w:hyperlink w:anchor="_Toc242021002" w:history="1">
+      <w:hyperlink w:anchor="_Toc242048655" w:history="1">
         <w:r>
           <w:rPr>
             <w:rStyle w:val="Collegamentoipertestuale"/>
@@ -7830,7 +7830,7 @@
             <w:noProof/>
             <w:webHidden/>
           </w:rPr>
-          <w:instrText xml:space="preserve"> PAGEREF _Toc242021002 \h </w:instrText>
+          <w:instrText xml:space="preserve"> PAGEREF _Toc242048655 \h </w:instrText>
         </w:r>
         <w:r>
           <w:rPr>
@@ -7876,7 +7876,7 @@
           <w14:ligatures w14:val="standardContextual"/>
         </w:rPr>
       </w:pPr>
-      <w:hyperlink w:anchor="_Toc242021003" w:history="1">
+      <w:hyperlink w:anchor="_Toc242048656" w:history="1">
         <w:r>
           <w:rPr>
             <w:rStyle w:val="Collegamentoipertestuale"/>
@@ -7924,7 +7924,7 @@
             <w:noProof/>
             <w:webHidden/>
           </w:rPr>
-          <w:instrText xml:space="preserve"> PAGEREF _Toc242021003 \h </w:instrText>
+          <w:instrText xml:space="preserve"> PAGEREF _Toc242048656 \h </w:instrText>
         </w:r>
         <w:r>
           <w:rPr>
@@ -7971,7 +7971,7 @@
           <w14:ligatures w14:val="standardContextual"/>
         </w:rPr>
       </w:pPr>
-      <w:hyperlink w:anchor="_Toc242021004" w:history="1">
+      <w:hyperlink w:anchor="_Toc242048657" w:history="1">
         <w:r>
           <w:rPr>
             <w:rStyle w:val="Collegamentoipertestuale"/>
@@ -8016,7 +8016,7 @@
             <w:noProof/>
             <w:webHidden/>
           </w:rPr>
-          <w:instrText xml:space="preserve"> PAGEREF _Toc242021004 \h </w:instrText>
+          <w:instrText xml:space="preserve"> PAGEREF _Toc242048657 \h </w:instrText>
         </w:r>
         <w:r>
           <w:rPr>
@@ -8063,7 +8063,7 @@
           <w14:ligatures w14:val="standardContextual"/>
         </w:rPr>
       </w:pPr>
-      <w:hyperlink w:anchor="_Toc242021005" w:history="1">
+      <w:hyperlink w:anchor="_Toc242048658" w:history="1">
         <w:r>
           <w:rPr>
             <w:rStyle w:val="Collegamentoipertestuale"/>
@@ -8108,7 +8108,7 @@
             <w:noProof/>
             <w:webHidden/>
           </w:rPr>
-          <w:instrText xml:space="preserve"> PAGEREF _Toc242021005 \h </w:instrText>
+          <w:instrText xml:space="preserve"> PAGEREF _Toc242048658 \h </w:instrText>
         </w:r>
         <w:r>
           <w:rPr>
@@ -8155,7 +8155,7 @@
           <w14:ligatures w14:val="standardContextual"/>
         </w:rPr>
       </w:pPr>
-      <w:hyperlink w:anchor="_Toc242021006" w:history="1">
+      <w:hyperlink w:anchor="_Toc242048659" w:history="1">
         <w:r>
           <w:rPr>
             <w:rStyle w:val="Collegamentoipertestuale"/>
@@ -8200,7 +8200,7 @@
             <w:noProof/>
             <w:webHidden/>
           </w:rPr>
-          <w:instrText xml:space="preserve"> PAGEREF _Toc242021006 \h </w:instrText>
+          <w:instrText xml:space="preserve"> PAGEREF _Toc242048659 \h </w:instrText>
         </w:r>
         <w:r>
           <w:rPr>
@@ -8247,7 +8247,7 @@
           <w14:ligatures w14:val="standardContextual"/>
         </w:rPr>
       </w:pPr>
-      <w:hyperlink w:anchor="_Toc242021007" w:history="1">
+      <w:hyperlink w:anchor="_Toc242048660" w:history="1">
         <w:r>
           <w:rPr>
             <w:rStyle w:val="Collegamentoipertestuale"/>
@@ -8292,7 +8292,7 @@
             <w:noProof/>
             <w:webHidden/>
           </w:rPr>
-          <w:instrText xml:space="preserve"> PAGEREF _Toc242021007 \h </w:instrText>
+          <w:instrText xml:space="preserve"> PAGEREF _Toc242048660 \h </w:instrText>
         </w:r>
         <w:r>
           <w:rPr>
@@ -8339,7 +8339,7 @@
           <w14:ligatures w14:val="standardContextual"/>
         </w:rPr>
       </w:pPr>
-      <w:hyperlink w:anchor="_Toc242021008" w:history="1">
+      <w:hyperlink w:anchor="_Toc242048661" w:history="1">
         <w:r>
           <w:rPr>
             <w:rStyle w:val="Collegamentoipertestuale"/>
@@ -8384,7 +8384,7 @@
             <w:noProof/>
             <w:webHidden/>
           </w:rPr>
-          <w:instrText xml:space="preserve"> PAGEREF _Toc242021008 \h </w:instrText>
+          <w:instrText xml:space="preserve"> PAGEREF _Toc242048661 \h </w:instrText>
         </w:r>
         <w:r>
           <w:rPr>
@@ -8430,7 +8430,7 @@
           <w14:ligatures w14:val="standardContextual"/>
         </w:rPr>
       </w:pPr>
-      <w:hyperlink w:anchor="_Toc242021009" w:history="1">
+      <w:hyperlink w:anchor="_Toc242048662" w:history="1">
         <w:r>
           <w:rPr>
             <w:rStyle w:val="Collegamentoipertestuale"/>
@@ -8478,7 +8478,7 @@
             <w:noProof/>
             <w:webHidden/>
           </w:rPr>
-          <w:instrText xml:space="preserve"> PAGEREF _Toc242021009 \h </w:instrText>
+          <w:instrText xml:space="preserve"> PAGEREF _Toc242048662 \h </w:instrText>
         </w:r>
         <w:r>
           <w:rPr>
@@ -8525,7 +8525,7 @@
           <w14:ligatures w14:val="standardContextual"/>
         </w:rPr>
       </w:pPr>
-      <w:hyperlink w:anchor="_Toc242021010" w:history="1">
+      <w:hyperlink w:anchor="_Toc242048663" w:history="1">
         <w:r>
           <w:rPr>
             <w:rStyle w:val="Collegamentoipertestuale"/>
@@ -8570,7 +8570,7 @@
             <w:noProof/>
             <w:webHidden/>
           </w:rPr>
-          <w:instrText xml:space="preserve"> PAGEREF _Toc242021010 \h </w:instrText>
+          <w:instrText xml:space="preserve"> PAGEREF _Toc242048663 \h </w:instrText>
         </w:r>
         <w:r>
           <w:rPr>
@@ -8617,7 +8617,7 @@
           <w14:ligatures w14:val="standardContextual"/>
         </w:rPr>
       </w:pPr>
-      <w:hyperlink w:anchor="_Toc242021011" w:history="1">
+      <w:hyperlink w:anchor="_Toc242048664" w:history="1">
         <w:r>
           <w:rPr>
             <w:rStyle w:val="Collegamentoipertestuale"/>
@@ -8662,7 +8662,7 @@
             <w:noProof/>
             <w:webHidden/>
           </w:rPr>
-          <w:instrText xml:space="preserve"> PAGEREF _Toc242021011 \h </w:instrText>
+          <w:instrText xml:space="preserve"> PAGEREF _Toc242048664 \h </w:instrText>
         </w:r>
         <w:r>
           <w:rPr>
@@ -8709,7 +8709,7 @@
           <w14:ligatures w14:val="standardContextual"/>
         </w:rPr>
       </w:pPr>
-      <w:hyperlink w:anchor="_Toc242021012" w:history="1">
+      <w:hyperlink w:anchor="_Toc242048665" w:history="1">
         <w:r>
           <w:rPr>
             <w:rStyle w:val="Collegamentoipertestuale"/>
@@ -8754,7 +8754,7 @@
             <w:noProof/>
             <w:webHidden/>
           </w:rPr>
-          <w:instrText xml:space="preserve"> PAGEREF _Toc242021012 \h </w:instrText>
+          <w:instrText xml:space="preserve"> PAGEREF _Toc242048665 \h </w:instrText>
         </w:r>
         <w:r>
           <w:rPr>
@@ -8801,7 +8801,7 @@
           <w14:ligatures w14:val="standardContextual"/>
         </w:rPr>
       </w:pPr>
-      <w:hyperlink w:anchor="_Toc242021013" w:history="1">
+      <w:hyperlink w:anchor="_Toc242048666" w:history="1">
         <w:r>
           <w:rPr>
             <w:rStyle w:val="Collegamentoipertestuale"/>
@@ -8846,7 +8846,7 @@
             <w:noProof/>
             <w:webHidden/>
           </w:rPr>
-          <w:instrText xml:space="preserve"> PAGEREF _Toc242021013 \h </w:instrText>
+          <w:instrText xml:space="preserve"> PAGEREF _Toc242048666 \h </w:instrText>
         </w:r>
         <w:r>
           <w:rPr>
@@ -8893,7 +8893,7 @@
           <w14:ligatures w14:val="standardContextual"/>
         </w:rPr>
       </w:pPr>
-      <w:hyperlink w:anchor="_Toc242021014" w:history="1">
+      <w:hyperlink w:anchor="_Toc242048667" w:history="1">
         <w:r>
           <w:rPr>
             <w:rStyle w:val="Collegamentoipertestuale"/>
@@ -8938,7 +8938,7 @@
             <w:noProof/>
             <w:webHidden/>
           </w:rPr>
-          <w:instrText xml:space="preserve"> PAGEREF _Toc242021014 \h </w:instrText>
+          <w:instrText xml:space="preserve"> PAGEREF _Toc242048667 \h </w:instrText>
         </w:r>
         <w:r>
           <w:rPr>
@@ -8985,7 +8985,7 @@
           <w14:ligatures w14:val="standardContextual"/>
         </w:rPr>
       </w:pPr>
-      <w:hyperlink w:anchor="_Toc242021015" w:history="1">
+      <w:hyperlink w:anchor="_Toc242048668" w:history="1">
         <w:r>
           <w:rPr>
             <w:rStyle w:val="Collegamentoipertestuale"/>
@@ -9030,7 +9030,7 @@
             <w:noProof/>
             <w:webHidden/>
           </w:rPr>
-          <w:instrText xml:space="preserve"> PAGEREF _Toc242021015 \h </w:instrText>
+          <w:instrText xml:space="preserve"> PAGEREF _Toc242048668 \h </w:instrText>
         </w:r>
         <w:r>
           <w:rPr>
@@ -9076,7 +9076,7 @@
           <w14:ligatures w14:val="standardContextual"/>
         </w:rPr>
       </w:pPr>
-      <w:hyperlink w:anchor="_Toc242021016" w:history="1">
+      <w:hyperlink w:anchor="_Toc242048669" w:history="1">
         <w:r>
           <w:rPr>
             <w:rStyle w:val="Collegamentoipertestuale"/>
@@ -9124,7 +9124,7 @@
             <w:noProof/>
             <w:webHidden/>
           </w:rPr>
-          <w:instrText xml:space="preserve"> PAGEREF _Toc242021016 \h </w:instrText>
+          <w:instrText xml:space="preserve"> PAGEREF _Toc242048669 \h </w:instrText>
         </w:r>
         <w:r>
           <w:rPr>
@@ -9171,7 +9171,7 @@
           <w14:ligatures w14:val="standardContextual"/>
         </w:rPr>
       </w:pPr>
-      <w:hyperlink w:anchor="_Toc242021017" w:history="1">
+      <w:hyperlink w:anchor="_Toc242048670" w:history="1">
         <w:r>
           <w:rPr>
             <w:rStyle w:val="Collegamentoipertestuale"/>
@@ -9216,7 +9216,7 @@
             <w:noProof/>
             <w:webHidden/>
           </w:rPr>
-          <w:instrText xml:space="preserve"> PAGEREF _Toc242021017 \h </w:instrText>
+          <w:instrText xml:space="preserve"> PAGEREF _Toc242048670 \h </w:instrText>
         </w:r>
         <w:r>
           <w:rPr>
@@ -9263,7 +9263,7 @@
           <w14:ligatures w14:val="standardContextual"/>
         </w:rPr>
       </w:pPr>
-      <w:hyperlink w:anchor="_Toc242021018" w:history="1">
+      <w:hyperlink w:anchor="_Toc242048671" w:history="1">
         <w:r>
           <w:rPr>
             <w:rStyle w:val="Collegamentoipertestuale"/>
@@ -9308,7 +9308,7 @@
             <w:noProof/>
             <w:webHidden/>
           </w:rPr>
-          <w:instrText xml:space="preserve"> PAGEREF _Toc242021018 \h </w:instrText>
+          <w:instrText xml:space="preserve"> PAGEREF _Toc242048671 \h </w:instrText>
         </w:r>
         <w:r>
           <w:rPr>
@@ -9355,7 +9355,7 @@
           <w14:ligatures w14:val="standardContextual"/>
         </w:rPr>
       </w:pPr>
-      <w:hyperlink w:anchor="_Toc242021019" w:history="1">
+      <w:hyperlink w:anchor="_Toc242048672" w:history="1">
         <w:r>
           <w:rPr>
             <w:rStyle w:val="Collegamentoipertestuale"/>
@@ -9400,7 +9400,7 @@
             <w:noProof/>
             <w:webHidden/>
           </w:rPr>
-          <w:instrText xml:space="preserve"> PAGEREF _Toc242021019 \h </w:instrText>
+          <w:instrText xml:space="preserve"> PAGEREF _Toc242048672 \h </w:instrText>
         </w:r>
         <w:r>
           <w:rPr>
@@ -9446,7 +9446,7 @@
           <w14:ligatures w14:val="standardContextual"/>
         </w:rPr>
       </w:pPr>
-      <w:hyperlink w:anchor="_Toc242021020" w:history="1">
+      <w:hyperlink w:anchor="_Toc242048673" w:history="1">
         <w:r>
           <w:rPr>
             <w:rStyle w:val="Collegamentoipertestuale"/>
@@ -9494,7 +9494,7 @@
             <w:noProof/>
             <w:webHidden/>
           </w:rPr>
-          <w:instrText xml:space="preserve"> PAGEREF _Toc242021020 \h </w:instrText>
+          <w:instrText xml:space="preserve"> PAGEREF _Toc242048673 \h </w:instrText>
         </w:r>
         <w:r>
           <w:rPr>
@@ -9541,7 +9541,7 @@
           <w14:ligatures w14:val="standardContextual"/>
         </w:rPr>
       </w:pPr>
-      <w:hyperlink w:anchor="_Toc242021021" w:history="1">
+      <w:hyperlink w:anchor="_Toc242048674" w:history="1">
         <w:r>
           <w:rPr>
             <w:rStyle w:val="Collegamentoipertestuale"/>
@@ -9586,7 +9586,7 @@
             <w:noProof/>
             <w:webHidden/>
           </w:rPr>
-          <w:instrText xml:space="preserve"> PAGEREF _Toc242021021 \h </w:instrText>
+          <w:instrText xml:space="preserve"> PAGEREF _Toc242048674 \h </w:instrText>
         </w:r>
         <w:r>
           <w:rPr>
@@ -9633,7 +9633,7 @@
           <w14:ligatures w14:val="standardContextual"/>
         </w:rPr>
       </w:pPr>
-      <w:hyperlink w:anchor="_Toc242021022" w:history="1">
+      <w:hyperlink w:anchor="_Toc242048675" w:history="1">
         <w:r>
           <w:rPr>
             <w:rStyle w:val="Collegamentoipertestuale"/>
@@ -9678,7 +9678,7 @@
             <w:noProof/>
             <w:webHidden/>
           </w:rPr>
-          <w:instrText xml:space="preserve"> PAGEREF _Toc242021022 \h </w:instrText>
+          <w:instrText xml:space="preserve"> PAGEREF _Toc242048675 \h </w:instrText>
         </w:r>
         <w:r>
           <w:rPr>
@@ -9725,7 +9725,7 @@
           <w14:ligatures w14:val="standardContextual"/>
         </w:rPr>
       </w:pPr>
-      <w:hyperlink w:anchor="_Toc242021023" w:history="1">
+      <w:hyperlink w:anchor="_Toc242048676" w:history="1">
         <w:r>
           <w:rPr>
             <w:rStyle w:val="Collegamentoipertestuale"/>
@@ -9770,7 +9770,7 @@
             <w:noProof/>
             <w:webHidden/>
           </w:rPr>
-          <w:instrText xml:space="preserve"> PAGEREF _Toc242021023 \h </w:instrText>
+          <w:instrText xml:space="preserve"> PAGEREF _Toc242048676 \h </w:instrText>
         </w:r>
         <w:r>
           <w:rPr>
@@ -9817,7 +9817,7 @@
           <w14:ligatures w14:val="standardContextual"/>
         </w:rPr>
       </w:pPr>
-      <w:hyperlink w:anchor="_Toc242021024" w:history="1">
+      <w:hyperlink w:anchor="_Toc242048677" w:history="1">
         <w:r>
           <w:rPr>
             <w:rStyle w:val="Collegamentoipertestuale"/>
@@ -9862,7 +9862,7 @@
             <w:noProof/>
             <w:webHidden/>
           </w:rPr>
-          <w:instrText xml:space="preserve"> PAGEREF _Toc242021024 \h </w:instrText>
+          <w:instrText xml:space="preserve"> PAGEREF _Toc242048677 \h </w:instrText>
         </w:r>
         <w:r>
           <w:rPr>
@@ -9908,7 +9908,7 @@
           <w14:ligatures w14:val="standardContextual"/>
         </w:rPr>
       </w:pPr>
-      <w:hyperlink w:anchor="_Toc242021025" w:history="1">
+      <w:hyperlink w:anchor="_Toc242048678" w:history="1">
         <w:r>
           <w:rPr>
             <w:rStyle w:val="Collegamentoipertestuale"/>
@@ -9956,7 +9956,7 @@
             <w:noProof/>
             <w:webHidden/>
           </w:rPr>
-          <w:instrText xml:space="preserve"> PAGEREF _Toc242021025 \h </w:instrText>
+          <w:instrText xml:space="preserve"> PAGEREF _Toc242048678 \h </w:instrText>
         </w:r>
         <w:r>
           <w:rPr>
@@ -10003,7 +10003,7 @@
           <w14:ligatures w14:val="standardContextual"/>
         </w:rPr>
       </w:pPr>
-      <w:hyperlink w:anchor="_Toc242021026" w:history="1">
+      <w:hyperlink w:anchor="_Toc242048679" w:history="1">
         <w:r>
           <w:rPr>
             <w:rStyle w:val="Collegamentoipertestuale"/>
@@ -10048,7 +10048,7 @@
             <w:noProof/>
             <w:webHidden/>
           </w:rPr>
-          <w:instrText xml:space="preserve"> PAGEREF _Toc242021026 \h </w:instrText>
+          <w:instrText xml:space="preserve"> PAGEREF _Toc242048679 \h </w:instrText>
         </w:r>
         <w:r>
           <w:rPr>
@@ -10095,7 +10095,7 @@
           <w14:ligatures w14:val="standardContextual"/>
         </w:rPr>
       </w:pPr>
-      <w:hyperlink w:anchor="_Toc242021027" w:history="1">
+      <w:hyperlink w:anchor="_Toc242048680" w:history="1">
         <w:r>
           <w:rPr>
             <w:rStyle w:val="Collegamentoipertestuale"/>
@@ -10140,7 +10140,7 @@
             <w:noProof/>
             <w:webHidden/>
           </w:rPr>
-          <w:instrText xml:space="preserve"> PAGEREF _Toc242021027 \h </w:instrText>
+          <w:instrText xml:space="preserve"> PAGEREF _Toc242048680 \h </w:instrText>
         </w:r>
         <w:r>
           <w:rPr>
@@ -10187,7 +10187,7 @@
           <w14:ligatures w14:val="standardContextual"/>
         </w:rPr>
       </w:pPr>
-      <w:hyperlink w:anchor="_Toc242021028" w:history="1">
+      <w:hyperlink w:anchor="_Toc242048681" w:history="1">
         <w:r>
           <w:rPr>
             <w:rStyle w:val="Collegamentoipertestuale"/>
@@ -10232,7 +10232,7 @@
             <w:noProof/>
             <w:webHidden/>
           </w:rPr>
-          <w:instrText xml:space="preserve"> PAGEREF _Toc242021028 \h </w:instrText>
+          <w:instrText xml:space="preserve"> PAGEREF _Toc242048681 \h </w:instrText>
         </w:r>
         <w:r>
           <w:rPr>
@@ -10279,7 +10279,7 @@
           <w14:ligatures w14:val="standardContextual"/>
         </w:rPr>
       </w:pPr>
-      <w:hyperlink w:anchor="_Toc242021029" w:history="1">
+      <w:hyperlink w:anchor="_Toc242048682" w:history="1">
         <w:r>
           <w:rPr>
             <w:rStyle w:val="Collegamentoipertestuale"/>
@@ -10324,7 +10324,7 @@
             <w:noProof/>
             <w:webHidden/>
           </w:rPr>
-          <w:instrText xml:space="preserve"> PAGEREF _Toc242021029 \h </w:instrText>
+          <w:instrText xml:space="preserve"> PAGEREF _Toc242048682 \h </w:instrText>
         </w:r>
         <w:r>
           <w:rPr>
@@ -10371,7 +10371,7 @@
           <w14:ligatures w14:val="standardContextual"/>
         </w:rPr>
       </w:pPr>
-      <w:hyperlink w:anchor="_Toc242021030" w:history="1">
+      <w:hyperlink w:anchor="_Toc242048683" w:history="1">
         <w:r>
           <w:rPr>
             <w:rStyle w:val="Collegamentoipertestuale"/>
@@ -10416,7 +10416,7 @@
             <w:noProof/>
             <w:webHidden/>
           </w:rPr>
-          <w:instrText xml:space="preserve"> PAGEREF _Toc242021030 \h </w:instrText>
+          <w:instrText xml:space="preserve"> PAGEREF _Toc242048683 \h </w:instrText>
         </w:r>
         <w:r>
           <w:rPr>
@@ -10462,7 +10462,7 @@
           <w14:ligatures w14:val="standardContextual"/>
         </w:rPr>
       </w:pPr>
-      <w:hyperlink w:anchor="_Toc242021031" w:history="1">
+      <w:hyperlink w:anchor="_Toc242048684" w:history="1">
         <w:r>
           <w:rPr>
             <w:rStyle w:val="Collegamentoipertestuale"/>
@@ -10510,7 +10510,7 @@
             <w:noProof/>
             <w:webHidden/>
           </w:rPr>
-          <w:instrText xml:space="preserve"> PAGEREF _Toc242021031 \h </w:instrText>
+          <w:instrText xml:space="preserve"> PAGEREF _Toc242048684 \h </w:instrText>
         </w:r>
         <w:r>
           <w:rPr>
@@ -10530,7 +10530,7 @@
             <w:noProof/>
             <w:webHidden/>
           </w:rPr>
-          <w:t>44</w:t>
+          <w:t>45</w:t>
         </w:r>
         <w:r>
           <w:rPr>
@@ -10557,7 +10557,7 @@
           <w14:ligatures w14:val="standardContextual"/>
         </w:rPr>
       </w:pPr>
-      <w:hyperlink w:anchor="_Toc242021032" w:history="1">
+      <w:hyperlink w:anchor="_Toc242048685" w:history="1">
         <w:r>
           <w:rPr>
             <w:rStyle w:val="Collegamentoipertestuale"/>
@@ -10602,7 +10602,7 @@
             <w:noProof/>
             <w:webHidden/>
           </w:rPr>
-          <w:instrText xml:space="preserve"> PAGEREF _Toc242021032 \h </w:instrText>
+          <w:instrText xml:space="preserve"> PAGEREF _Toc242048685 \h </w:instrText>
         </w:r>
         <w:r>
           <w:rPr>
@@ -10649,7 +10649,7 @@
           <w14:ligatures w14:val="standardContextual"/>
         </w:rPr>
       </w:pPr>
-      <w:hyperlink w:anchor="_Toc242021033" w:history="1">
+      <w:hyperlink w:anchor="_Toc242048686" w:history="1">
         <w:r>
           <w:rPr>
             <w:rStyle w:val="Collegamentoipertestuale"/>
@@ -10694,7 +10694,7 @@
             <w:noProof/>
             <w:webHidden/>
           </w:rPr>
-          <w:instrText xml:space="preserve"> PAGEREF _Toc242021033 \h </w:instrText>
+          <w:instrText xml:space="preserve"> PAGEREF _Toc242048686 \h </w:instrText>
         </w:r>
         <w:r>
           <w:rPr>
@@ -10741,7 +10741,7 @@
           <w14:ligatures w14:val="standardContextual"/>
         </w:rPr>
       </w:pPr>
-      <w:hyperlink w:anchor="_Toc242021034" w:history="1">
+      <w:hyperlink w:anchor="_Toc242048687" w:history="1">
         <w:r>
           <w:rPr>
             <w:rStyle w:val="Collegamentoipertestuale"/>
@@ -10786,7 +10786,7 @@
             <w:noProof/>
             <w:webHidden/>
           </w:rPr>
-          <w:instrText xml:space="preserve"> PAGEREF _Toc242021034 \h </w:instrText>
+          <w:instrText xml:space="preserve"> PAGEREF _Toc242048687 \h </w:instrText>
         </w:r>
         <w:r>
           <w:rPr>
@@ -10806,7 +10806,7 @@
             <w:noProof/>
             <w:webHidden/>
           </w:rPr>
-          <w:t>45</w:t>
+          <w:t>46</w:t>
         </w:r>
         <w:r>
           <w:rPr>
@@ -10833,7 +10833,7 @@
           <w14:ligatures w14:val="standardContextual"/>
         </w:rPr>
       </w:pPr>
-      <w:hyperlink w:anchor="_Toc242021035" w:history="1">
+      <w:hyperlink w:anchor="_Toc242048688" w:history="1">
         <w:r>
           <w:rPr>
             <w:rStyle w:val="Collegamentoipertestuale"/>
@@ -10878,7 +10878,7 @@
             <w:noProof/>
             <w:webHidden/>
           </w:rPr>
-          <w:instrText xml:space="preserve"> PAGEREF _Toc242021035 \h </w:instrText>
+          <w:instrText xml:space="preserve"> PAGEREF _Toc242048688 \h </w:instrText>
         </w:r>
         <w:r>
           <w:rPr>
@@ -10925,7 +10925,7 @@
           <w14:ligatures w14:val="standardContextual"/>
         </w:rPr>
       </w:pPr>
-      <w:hyperlink w:anchor="_Toc242021036" w:history="1">
+      <w:hyperlink w:anchor="_Toc242048689" w:history="1">
         <w:r>
           <w:rPr>
             <w:rStyle w:val="Collegamentoipertestuale"/>
@@ -10970,7 +10970,7 @@
             <w:noProof/>
             <w:webHidden/>
           </w:rPr>
-          <w:instrText xml:space="preserve"> PAGEREF _Toc242021036 \h </w:instrText>
+          <w:instrText xml:space="preserve"> PAGEREF _Toc242048689 \h </w:instrText>
         </w:r>
         <w:r>
           <w:rPr>
@@ -11017,7 +11017,7 @@
           <w14:ligatures w14:val="standardContextual"/>
         </w:rPr>
       </w:pPr>
-      <w:hyperlink w:anchor="_Toc242021037" w:history="1">
+      <w:hyperlink w:anchor="_Toc242048690" w:history="1">
         <w:r>
           <w:rPr>
             <w:rStyle w:val="Collegamentoipertestuale"/>
@@ -11062,7 +11062,7 @@
             <w:noProof/>
             <w:webHidden/>
           </w:rPr>
-          <w:instrText xml:space="preserve"> PAGEREF _Toc242021037 \h </w:instrText>
+          <w:instrText xml:space="preserve"> PAGEREF _Toc242048690 \h </w:instrText>
         </w:r>
         <w:r>
           <w:rPr>
@@ -11082,7 +11082,7 @@
             <w:noProof/>
             <w:webHidden/>
           </w:rPr>
-          <w:t>46</w:t>
+          <w:t>47</w:t>
         </w:r>
         <w:r>
           <w:rPr>
@@ -11109,7 +11109,7 @@
           <w14:ligatures w14:val="standardContextual"/>
         </w:rPr>
       </w:pPr>
-      <w:hyperlink w:anchor="_Toc242021038" w:history="1">
+      <w:hyperlink w:anchor="_Toc242048691" w:history="1">
         <w:r>
           <w:rPr>
             <w:rStyle w:val="Collegamentoipertestuale"/>
@@ -11154,7 +11154,7 @@
             <w:noProof/>
             <w:webHidden/>
           </w:rPr>
-          <w:instrText xml:space="preserve"> PAGEREF _Toc242021038 \h </w:instrText>
+          <w:instrText xml:space="preserve"> PAGEREF _Toc242048691 \h </w:instrText>
         </w:r>
         <w:r>
           <w:rPr>
@@ -11201,7 +11201,7 @@
           <w14:ligatures w14:val="standardContextual"/>
         </w:rPr>
       </w:pPr>
-      <w:hyperlink w:anchor="_Toc242021039" w:history="1">
+      <w:hyperlink w:anchor="_Toc242048692" w:history="1">
         <w:r>
           <w:rPr>
             <w:rStyle w:val="Collegamentoipertestuale"/>
@@ -11246,7 +11246,7 @@
             <w:noProof/>
             <w:webHidden/>
           </w:rPr>
-          <w:instrText xml:space="preserve"> PAGEREF _Toc242021039 \h </w:instrText>
+          <w:instrText xml:space="preserve"> PAGEREF _Toc242048692 \h </w:instrText>
         </w:r>
         <w:r>
           <w:rPr>
@@ -11293,7 +11293,7 @@
           <w14:ligatures w14:val="standardContextual"/>
         </w:rPr>
       </w:pPr>
-      <w:hyperlink w:anchor="_Toc242021040" w:history="1">
+      <w:hyperlink w:anchor="_Toc242048693" w:history="1">
         <w:r>
           <w:rPr>
             <w:rStyle w:val="Collegamentoipertestuale"/>
@@ -11338,7 +11338,7 @@
             <w:noProof/>
             <w:webHidden/>
           </w:rPr>
-          <w:instrText xml:space="preserve"> PAGEREF _Toc242021040 \h </w:instrText>
+          <w:instrText xml:space="preserve"> PAGEREF _Toc242048693 \h </w:instrText>
         </w:r>
         <w:r>
           <w:rPr>
@@ -11385,7 +11385,7 @@
           <w14:ligatures w14:val="standardContextual"/>
         </w:rPr>
       </w:pPr>
-      <w:hyperlink w:anchor="_Toc242021041" w:history="1">
+      <w:hyperlink w:anchor="_Toc242048694" w:history="1">
         <w:r>
           <w:rPr>
             <w:rStyle w:val="Collegamentoipertestuale"/>
@@ -11430,7 +11430,7 @@
             <w:noProof/>
             <w:webHidden/>
           </w:rPr>
-          <w:instrText xml:space="preserve"> PAGEREF _Toc242021041 \h </w:instrText>
+          <w:instrText xml:space="preserve"> PAGEREF _Toc242048694 \h </w:instrText>
         </w:r>
         <w:r>
           <w:rPr>
@@ -11477,7 +11477,7 @@
           <w14:ligatures w14:val="standardContextual"/>
         </w:rPr>
       </w:pPr>
-      <w:hyperlink w:anchor="_Toc242021042" w:history="1">
+      <w:hyperlink w:anchor="_Toc242048695" w:history="1">
         <w:r>
           <w:rPr>
             <w:rStyle w:val="Collegamentoipertestuale"/>
@@ -11522,7 +11522,7 @@
             <w:noProof/>
             <w:webHidden/>
           </w:rPr>
-          <w:instrText xml:space="preserve"> PAGEREF _Toc242021042 \h </w:instrText>
+          <w:instrText xml:space="preserve"> PAGEREF _Toc242048695 \h </w:instrText>
         </w:r>
         <w:r>
           <w:rPr>
@@ -11569,7 +11569,7 @@
           <w14:ligatures w14:val="standardContextual"/>
         </w:rPr>
       </w:pPr>
-      <w:hyperlink w:anchor="_Toc242021043" w:history="1">
+      <w:hyperlink w:anchor="_Toc242048696" w:history="1">
         <w:r>
           <w:rPr>
             <w:rStyle w:val="Collegamentoipertestuale"/>
@@ -11614,7 +11614,7 @@
             <w:noProof/>
             <w:webHidden/>
           </w:rPr>
-          <w:instrText xml:space="preserve"> PAGEREF _Toc242021043 \h </w:instrText>
+          <w:instrText xml:space="preserve"> PAGEREF _Toc242048696 \h </w:instrText>
         </w:r>
         <w:r>
           <w:rPr>
@@ -11661,7 +11661,7 @@
           <w14:ligatures w14:val="standardContextual"/>
         </w:rPr>
       </w:pPr>
-      <w:hyperlink w:anchor="_Toc242021044" w:history="1">
+      <w:hyperlink w:anchor="_Toc242048697" w:history="1">
         <w:r>
           <w:rPr>
             <w:rStyle w:val="Collegamentoipertestuale"/>
@@ -11706,7 +11706,7 @@
             <w:noProof/>
             <w:webHidden/>
           </w:rPr>
-          <w:instrText xml:space="preserve"> PAGEREF _Toc242021044 \h </w:instrText>
+          <w:instrText xml:space="preserve"> PAGEREF _Toc242048697 \h </w:instrText>
         </w:r>
         <w:r>
           <w:rPr>
@@ -11753,7 +11753,7 @@
           <w14:ligatures w14:val="standardContextual"/>
         </w:rPr>
       </w:pPr>
-      <w:hyperlink w:anchor="_Toc242021045" w:history="1">
+      <w:hyperlink w:anchor="_Toc242048698" w:history="1">
         <w:r>
           <w:rPr>
             <w:rStyle w:val="Collegamentoipertestuale"/>
@@ -11798,7 +11798,7 @@
             <w:noProof/>
             <w:webHidden/>
           </w:rPr>
-          <w:instrText xml:space="preserve"> PAGEREF _Toc242021045 \h </w:instrText>
+          <w:instrText xml:space="preserve"> PAGEREF _Toc242048698 \h </w:instrText>
         </w:r>
         <w:r>
           <w:rPr>
@@ -11818,7 +11818,7 @@
             <w:noProof/>
             <w:webHidden/>
           </w:rPr>
-          <w:t>49</w:t>
+          <w:t>50</w:t>
         </w:r>
         <w:r>
           <w:rPr>
@@ -11845,7 +11845,7 @@
           <w14:ligatures w14:val="standardContextual"/>
         </w:rPr>
       </w:pPr>
-      <w:hyperlink w:anchor="_Toc242021046" w:history="1">
+      <w:hyperlink w:anchor="_Toc242048699" w:history="1">
         <w:r>
           <w:rPr>
             <w:rStyle w:val="Collegamentoipertestuale"/>
@@ -11890,7 +11890,7 @@
             <w:noProof/>
             <w:webHidden/>
           </w:rPr>
-          <w:instrText xml:space="preserve"> PAGEREF _Toc242021046 \h </w:instrText>
+          <w:instrText xml:space="preserve"> PAGEREF _Toc242048699 \h </w:instrText>
         </w:r>
         <w:r>
           <w:rPr>
@@ -11936,7 +11936,7 @@
           <w14:ligatures w14:val="standardContextual"/>
         </w:rPr>
       </w:pPr>
-      <w:hyperlink w:anchor="_Toc242021047" w:history="1">
+      <w:hyperlink w:anchor="_Toc242048700" w:history="1">
         <w:r>
           <w:rPr>
             <w:rStyle w:val="Collegamentoipertestuale"/>
@@ -11984,7 +11984,7 @@
             <w:noProof/>
             <w:webHidden/>
           </w:rPr>
-          <w:instrText xml:space="preserve"> PAGEREF _Toc242021047 \h </w:instrText>
+          <w:instrText xml:space="preserve"> PAGEREF _Toc242048700 \h </w:instrText>
         </w:r>
         <w:r>
           <w:rPr>
@@ -12031,7 +12031,7 @@
           <w14:ligatures w14:val="standardContextual"/>
         </w:rPr>
       </w:pPr>
-      <w:hyperlink w:anchor="_Toc242021048" w:history="1">
+      <w:hyperlink w:anchor="_Toc242048701" w:history="1">
         <w:r>
           <w:rPr>
             <w:rStyle w:val="Collegamentoipertestuale"/>
@@ -12076,7 +12076,7 @@
             <w:noProof/>
             <w:webHidden/>
           </w:rPr>
-          <w:instrText xml:space="preserve"> PAGEREF _Toc242021048 \h </w:instrText>
+          <w:instrText xml:space="preserve"> PAGEREF _Toc242048701 \h </w:instrText>
         </w:r>
         <w:r>
           <w:rPr>
@@ -12096,7 +12096,7 @@
             <w:noProof/>
             <w:webHidden/>
           </w:rPr>
-          <w:t>50</w:t>
+          <w:t>51</w:t>
         </w:r>
         <w:r>
           <w:rPr>
@@ -12123,7 +12123,7 @@
           <w14:ligatures w14:val="standardContextual"/>
         </w:rPr>
       </w:pPr>
-      <w:hyperlink w:anchor="_Toc242021049" w:history="1">
+      <w:hyperlink w:anchor="_Toc242048702" w:history="1">
         <w:r>
           <w:rPr>
             <w:rStyle w:val="Collegamentoipertestuale"/>
@@ -12168,7 +12168,7 @@
             <w:noProof/>
             <w:webHidden/>
           </w:rPr>
-          <w:instrText xml:space="preserve"> PAGEREF _Toc242021049 \h </w:instrText>
+          <w:instrText xml:space="preserve"> PAGEREF _Toc242048702 \h </w:instrText>
         </w:r>
         <w:r>
           <w:rPr>
@@ -12215,7 +12215,7 @@
           <w14:ligatures w14:val="standardContextual"/>
         </w:rPr>
       </w:pPr>
-      <w:hyperlink w:anchor="_Toc242021050" w:history="1">
+      <w:hyperlink w:anchor="_Toc242048703" w:history="1">
         <w:r>
           <w:rPr>
             <w:rStyle w:val="Collegamentoipertestuale"/>
@@ -12260,7 +12260,7 @@
             <w:noProof/>
             <w:webHidden/>
           </w:rPr>
-          <w:instrText xml:space="preserve"> PAGEREF _Toc242021050 \h </w:instrText>
+          <w:instrText xml:space="preserve"> PAGEREF _Toc242048703 \h </w:instrText>
         </w:r>
         <w:r>
           <w:rPr>
@@ -12306,7 +12306,7 @@
           <w14:ligatures w14:val="standardContextual"/>
         </w:rPr>
       </w:pPr>
-      <w:hyperlink w:anchor="_Toc242021051" w:history="1">
+      <w:hyperlink w:anchor="_Toc242048704" w:history="1">
         <w:r>
           <w:rPr>
             <w:rStyle w:val="Collegamentoipertestuale"/>
@@ -12354,7 +12354,7 @@
             <w:noProof/>
             <w:webHidden/>
           </w:rPr>
-          <w:instrText xml:space="preserve"> PAGEREF _Toc242021051 \h </w:instrText>
+          <w:instrText xml:space="preserve"> PAGEREF _Toc242048704 \h </w:instrText>
         </w:r>
         <w:r>
           <w:rPr>
@@ -12401,7 +12401,7 @@
           <w14:ligatures w14:val="standardContextual"/>
         </w:rPr>
       </w:pPr>
-      <w:hyperlink w:anchor="_Toc242021052" w:history="1">
+      <w:hyperlink w:anchor="_Toc242048705" w:history="1">
         <w:r>
           <w:rPr>
             <w:rStyle w:val="Collegamentoipertestuale"/>
@@ -12446,7 +12446,7 @@
             <w:noProof/>
             <w:webHidden/>
           </w:rPr>
-          <w:instrText xml:space="preserve"> PAGEREF _Toc242021052 \h </w:instrText>
+          <w:instrText xml:space="preserve"> PAGEREF _Toc242048705 \h </w:instrText>
         </w:r>
         <w:r>
           <w:rPr>
@@ -12493,7 +12493,7 @@
           <w14:ligatures w14:val="standardContextual"/>
         </w:rPr>
       </w:pPr>
-      <w:hyperlink w:anchor="_Toc242021053" w:history="1">
+      <w:hyperlink w:anchor="_Toc242048706" w:history="1">
         <w:r>
           <w:rPr>
             <w:rStyle w:val="Collegamentoipertestuale"/>
@@ -12538,7 +12538,7 @@
             <w:noProof/>
             <w:webHidden/>
           </w:rPr>
-          <w:instrText xml:space="preserve"> PAGEREF _Toc242021053 \h </w:instrText>
+          <w:instrText xml:space="preserve"> PAGEREF _Toc242048706 \h </w:instrText>
         </w:r>
         <w:r>
           <w:rPr>
@@ -12585,7 +12585,7 @@
           <w14:ligatures w14:val="standardContextual"/>
         </w:rPr>
       </w:pPr>
-      <w:hyperlink w:anchor="_Toc242021054" w:history="1">
+      <w:hyperlink w:anchor="_Toc242048707" w:history="1">
         <w:r>
           <w:rPr>
             <w:rStyle w:val="Collegamentoipertestuale"/>
@@ -12630,7 +12630,7 @@
             <w:noProof/>
             <w:webHidden/>
           </w:rPr>
-          <w:instrText xml:space="preserve"> PAGEREF _Toc242021054 \h </w:instrText>
+          <w:instrText xml:space="preserve"> PAGEREF _Toc242048707 \h </w:instrText>
         </w:r>
         <w:r>
           <w:rPr>
@@ -12695,7 +12695,7 @@
         <w:keepNext/>
         <w:spacing w:after="140"/>
       </w:pPr>
-      <w:bookmarkStart w:id="2" w:name="_Toc242020943"/>
+      <w:bookmarkStart w:id="2" w:name="_Toc242048596"/>
       <w:r>
         <w:t>Avvio e scelta del modulo</w:t>
       </w:r>
@@ -12707,7 +12707,7 @@
         <w:keepNext/>
         <w:spacing w:after="140"/>
       </w:pPr>
-      <w:bookmarkStart w:id="3" w:name="_Toc242020944"/>
+      <w:bookmarkStart w:id="3" w:name="_Toc242048597"/>
       <w:r>
         <w:t>Avviare la versione aggiornata</w:t>
       </w:r>
@@ -12735,7 +12735,7 @@
         <w:keepNext/>
         <w:spacing w:after="140"/>
       </w:pPr>
-      <w:bookmarkStart w:id="4" w:name="_Toc242020945"/>
+      <w:bookmarkStart w:id="4" w:name="_Toc242048598"/>
       <w:r>
         <w:t>Scegliere il foglio adatto</w:t>
       </w:r>
@@ -13721,7 +13721,7 @@
         <w:keepNext/>
         <w:spacing w:after="140"/>
       </w:pPr>
-      <w:bookmarkStart w:id="5" w:name="_Toc242020946"/>
+      <w:bookmarkStart w:id="5" w:name="_Toc242048599"/>
       <w:r>
         <w:t>Leggere e compilare i campi</w:t>
       </w:r>
@@ -13757,7 +13757,7 @@
         <w:keepNext/>
         <w:spacing w:after="140"/>
       </w:pPr>
-      <w:bookmarkStart w:id="6" w:name="_Toc242020947"/>
+      <w:bookmarkStart w:id="6" w:name="_Toc242048600"/>
       <w:r>
         <w:lastRenderedPageBreak/>
         <w:t>Progetti e gestione del lavoro</w:t>
@@ -13770,7 +13770,7 @@
         <w:keepNext/>
         <w:spacing w:after="140"/>
       </w:pPr>
-      <w:bookmarkStart w:id="7" w:name="_Toc242020948"/>
+      <w:bookmarkStart w:id="7" w:name="_Toc242048601"/>
       <w:r>
         <w:t>Costruire una struttura leggibile</w:t>
       </w:r>
@@ -13806,7 +13806,7 @@
         <w:keepNext/>
         <w:spacing w:after="140"/>
       </w:pPr>
-      <w:bookmarkStart w:id="8" w:name="_Toc242020949"/>
+      <w:bookmarkStart w:id="8" w:name="_Toc242048602"/>
       <w:r>
         <w:t>Comprendere i dati comuni</w:t>
       </w:r>
@@ -13853,7 +13853,7 @@
         <w:keepNext/>
         <w:spacing w:after="140"/>
       </w:pPr>
-      <w:bookmarkStart w:id="9" w:name="_Toc242020950"/>
+      <w:bookmarkStart w:id="9" w:name="_Toc242048603"/>
       <w:r>
         <w:lastRenderedPageBreak/>
         <w:t>Spostare duplicare e annullare</w:t>
@@ -13890,7 +13890,7 @@
         <w:keepNext/>
         <w:spacing w:after="140"/>
       </w:pPr>
-      <w:bookmarkStart w:id="10" w:name="_Toc242020951"/>
+      <w:bookmarkStart w:id="10" w:name="_Toc242048604"/>
       <w:r>
         <w:t>Usare le revisioni</w:t>
       </w:r>
@@ -13926,7 +13926,7 @@
         <w:keepNext/>
         <w:spacing w:after="140"/>
       </w:pPr>
-      <w:bookmarkStart w:id="11" w:name="_Toc242020952"/>
+      <w:bookmarkStart w:id="11" w:name="_Toc242048605"/>
       <w:r>
         <w:t>Report del ramo e compatibilità degli archivi</w:t>
       </w:r>
@@ -13963,7 +13963,7 @@
         <w:keepNext/>
         <w:spacing w:after="140"/>
       </w:pPr>
-      <w:bookmarkStart w:id="12" w:name="_Toc242020953"/>
+      <w:bookmarkStart w:id="12" w:name="_Toc242048606"/>
       <w:r>
         <w:t>Controllo della condivisione</w:t>
       </w:r>
@@ -13991,7 +13991,7 @@
         <w:keepNext/>
         <w:spacing w:after="140"/>
       </w:pPr>
-      <w:bookmarkStart w:id="13" w:name="_Toc242020954"/>
+      <w:bookmarkStart w:id="13" w:name="_Toc242048607"/>
       <w:r>
         <w:t>Materiali e durabilità</w:t>
       </w:r>
@@ -14003,7 +14003,7 @@
         <w:keepNext/>
         <w:spacing w:after="140"/>
       </w:pPr>
-      <w:bookmarkStart w:id="14" w:name="_Toc242020955"/>
+      <w:bookmarkStart w:id="14" w:name="_Toc242048608"/>
       <w:r>
         <w:t>Preparare il calcestruzzo</w:t>
       </w:r>
@@ -14047,7 +14047,7 @@
         <w:keepNext/>
         <w:spacing w:after="140"/>
       </w:pPr>
-      <w:bookmarkStart w:id="15" w:name="_Toc242020956"/>
+      <w:bookmarkStart w:id="15" w:name="_Toc242048609"/>
       <w:r>
         <w:lastRenderedPageBreak/>
         <w:t>Preparare l'acciaio per armature</w:t>
@@ -14084,7 +14084,7 @@
         <w:keepNext/>
         <w:spacing w:after="140"/>
       </w:pPr>
-      <w:bookmarkStart w:id="16" w:name="_Toc242020957"/>
+      <w:bookmarkStart w:id="16" w:name="_Toc242048610"/>
       <w:r>
         <w:t>Palo verticale</w:t>
       </w:r>
@@ -14096,7 +14096,7 @@
         <w:keepNext/>
         <w:spacing w:after="140"/>
       </w:pPr>
-      <w:bookmarkStart w:id="17" w:name="_Toc242020958"/>
+      <w:bookmarkStart w:id="17" w:name="_Toc242048611"/>
       <w:r>
         <w:t>Compilazione ordinata</w:t>
       </w:r>
@@ -14140,7 +14140,7 @@
         <w:keepNext/>
         <w:spacing w:after="140"/>
       </w:pPr>
-      <w:bookmarkStart w:id="18" w:name="_Toc242020959"/>
+      <w:bookmarkStart w:id="18" w:name="_Toc242048612"/>
       <w:r>
         <w:lastRenderedPageBreak/>
         <w:t>Coefficienti e gruppo di pali</w:t>
@@ -14169,7 +14169,7 @@
         <w:keepNext/>
         <w:spacing w:after="140"/>
       </w:pPr>
-      <w:bookmarkStart w:id="19" w:name="_Toc242020960"/>
+      <w:bookmarkStart w:id="19" w:name="_Toc242048613"/>
       <w:r>
         <w:t>Leggere i risultati</w:t>
       </w:r>
@@ -14205,7 +14205,7 @@
         <w:keepNext/>
         <w:spacing w:after="140"/>
       </w:pPr>
-      <w:bookmarkStart w:id="20" w:name="_Toc242020961"/>
+      <w:bookmarkStart w:id="20" w:name="_Toc242048614"/>
       <w:r>
         <w:t>Esempio di controllo manuale</w:t>
       </w:r>
@@ -14233,7 +14233,7 @@
         <w:keepNext/>
         <w:spacing w:after="140"/>
       </w:pPr>
-      <w:bookmarkStart w:id="21" w:name="_Toc242020962"/>
+      <w:bookmarkStart w:id="21" w:name="_Toc242048615"/>
       <w:r>
         <w:lastRenderedPageBreak/>
         <w:t>Micropalo verticale</w:t>
@@ -14246,7 +14246,7 @@
         <w:keepNext/>
         <w:spacing w:after="140"/>
       </w:pPr>
-      <w:bookmarkStart w:id="22" w:name="_Toc242020963"/>
+      <w:bookmarkStart w:id="22" w:name="_Toc242048616"/>
       <w:r>
         <w:t>Dati del bulbo e dell'iniezione</w:t>
       </w:r>
@@ -14282,7 +14282,7 @@
         <w:keepNext/>
         <w:spacing w:after="140"/>
       </w:pPr>
-      <w:bookmarkStart w:id="23" w:name="_Toc242020964"/>
+      <w:bookmarkStart w:id="23" w:name="_Toc242048617"/>
       <w:r>
         <w:t>Tubo e peso</w:t>
       </w:r>
@@ -14310,7 +14310,7 @@
         <w:keepNext/>
         <w:spacing w:after="140"/>
       </w:pPr>
-      <w:bookmarkStart w:id="24" w:name="_Toc242020965"/>
+      <w:bookmarkStart w:id="24" w:name="_Toc242048618"/>
       <w:r>
         <w:t>Pali e micropali caricati orizzontalmente</w:t>
       </w:r>
@@ -14322,7 +14322,7 @@
         <w:keepNext/>
         <w:spacing w:after="140"/>
       </w:pPr>
-      <w:bookmarkStart w:id="25" w:name="_Toc242020966"/>
+      <w:bookmarkStart w:id="25" w:name="_Toc242048619"/>
       <w:r>
         <w:t>Preparare un modello coerente</w:t>
       </w:r>
@@ -14362,7 +14362,7 @@
         <w:keepNext/>
         <w:spacing w:after="140"/>
       </w:pPr>
-      <w:bookmarkStart w:id="26" w:name="_Toc242020967"/>
+      <w:bookmarkStart w:id="26" w:name="_Toc242048620"/>
       <w:r>
         <w:t>Momento resistente del palo in calcestruzzo</w:t>
       </w:r>
@@ -14390,7 +14390,7 @@
         <w:keepNext/>
         <w:spacing w:after="140"/>
       </w:pPr>
-      <w:bookmarkStart w:id="27" w:name="_Toc242020968"/>
+      <w:bookmarkStart w:id="27" w:name="_Toc242048621"/>
       <w:r>
         <w:t>Sezione CHS del micropalo</w:t>
       </w:r>
@@ -14418,7 +14418,7 @@
         <w:keepNext/>
         <w:spacing w:after="140"/>
       </w:pPr>
-      <w:bookmarkStart w:id="28" w:name="_Toc242020969"/>
+      <w:bookmarkStart w:id="28" w:name="_Toc242048622"/>
       <w:r>
         <w:t>Interpretare diagrammi e capacità</w:t>
       </w:r>
@@ -14446,7 +14446,7 @@
         <w:keepNext/>
         <w:spacing w:after="140"/>
       </w:pPr>
-      <w:bookmarkStart w:id="29" w:name="_Toc242020970"/>
+      <w:bookmarkStart w:id="29" w:name="_Toc242048623"/>
       <w:r>
         <w:lastRenderedPageBreak/>
         <w:t>Separare tubo e diametro geotecnico</w:t>
@@ -14483,7 +14483,7 @@
         <w:keepNext/>
         <w:spacing w:after="140"/>
       </w:pPr>
-      <w:bookmarkStart w:id="30" w:name="_Toc242020971"/>
+      <w:bookmarkStart w:id="30" w:name="_Toc242048624"/>
       <w:r>
         <w:t>Sezione composta da ponte</w:t>
       </w:r>
@@ -14495,7 +14495,7 @@
         <w:keepNext/>
         <w:spacing w:after="140"/>
       </w:pPr>
-      <w:bookmarkStart w:id="31" w:name="_Toc242020972"/>
+      <w:bookmarkStart w:id="31" w:name="_Toc242048625"/>
       <w:r>
         <w:t>Definire la sezione locale</w:t>
       </w:r>
@@ -14543,7 +14543,7 @@
         <w:keepNext/>
         <w:spacing w:after="140"/>
       </w:pPr>
-      <w:bookmarkStart w:id="32" w:name="_Toc242020973"/>
+      <w:bookmarkStart w:id="32" w:name="_Toc242048626"/>
       <w:r>
         <w:t>Compilare la sezione con anima inclinata</w:t>
       </w:r>
@@ -14578,7 +14578,7 @@
           <w:noProof/>
         </w:rPr>
         <w:drawing>
-          <wp:inline distT="0" distB="0" distL="0" distR="0" wp14:anchorId="163373CC" wp14:editId="4EEE265C">
+          <wp:inline distT="0" distB="0" distL="0" distR="0" wp14:anchorId="1709B001" wp14:editId="69B1C68A">
             <wp:extent cx="6120000" cy="3677403"/>
             <wp:effectExtent l="0" t="0" r="0" b="0"/>
             <wp:docPr id="1" name="Picture 1" descr="H con anima inclinata e scostamento positivo di 300 mm"/>
@@ -14636,7 +14636,7 @@
         <w:keepNext/>
         <w:spacing w:after="140"/>
       </w:pPr>
-      <w:bookmarkStart w:id="33" w:name="_Toc242020974"/>
+      <w:bookmarkStart w:id="33" w:name="_Toc242048627"/>
       <w:r>
         <w:lastRenderedPageBreak/>
         <w:t>Compilare il cassoncino</w:t>
@@ -14677,7 +14677,7 @@
           <w:noProof/>
         </w:rPr>
         <w:drawing>
-          <wp:inline distT="0" distB="0" distL="0" distR="0" wp14:anchorId="21427BAE" wp14:editId="0E8F770A">
+          <wp:inline distT="0" distB="0" distL="0" distR="0" wp14:anchorId="641A9477" wp14:editId="6ABE8E7E">
             <wp:extent cx="6120000" cy="3677403"/>
             <wp:effectExtent l="0" t="0" r="0" b="0"/>
             <wp:docPr id="2" name="Picture 2" descr="Cassoncino con due anime inclinate e due piattabande superiori"/>
@@ -14739,7 +14739,7 @@
         <w:keepNext/>
         <w:spacing w:after="140"/>
       </w:pPr>
-      <w:bookmarkStart w:id="34" w:name="_Toc242020975"/>
+      <w:bookmarkStart w:id="34" w:name="_Toc242048628"/>
       <w:r>
         <w:t>Leggere le proprietà e riconoscere i limiti</w:t>
       </w:r>
@@ -15217,7 +15217,7 @@
         <w:keepNext/>
         <w:spacing w:after="140"/>
       </w:pPr>
-      <w:bookmarkStart w:id="35" w:name="_Toc242020976"/>
+      <w:bookmarkStart w:id="35" w:name="_Toc242048629"/>
       <w:r>
         <w:t>Scegliere consapevolmente il metodo</w:t>
       </w:r>
@@ -15578,7 +15578,7 @@
         <w:keepNext/>
         <w:spacing w:after="140"/>
       </w:pPr>
-      <w:bookmarkStart w:id="36" w:name="_Toc242020977"/>
+      <w:bookmarkStart w:id="36" w:name="_Toc242048630"/>
       <w:r>
         <w:t>Costruire le fasi</w:t>
       </w:r>
@@ -15623,7 +15623,7 @@
         <w:keepNext/>
         <w:spacing w:after="140"/>
       </w:pPr>
-      <w:bookmarkStart w:id="37" w:name="_Toc242020978"/>
+      <w:bookmarkStart w:id="37" w:name="_Toc242048631"/>
       <w:r>
         <w:t>Leggere efficacia tensioni e controlli locali</w:t>
       </w:r>
@@ -15667,7 +15667,7 @@
         <w:keepNext/>
         <w:spacing w:after="140"/>
       </w:pPr>
-      <w:bookmarkStart w:id="38" w:name="_Toc242020979"/>
+      <w:bookmarkStart w:id="38" w:name="_Toc242048632"/>
       <w:r>
         <w:t>Torsione distorsione e diaframmi del cassoncino</w:t>
       </w:r>
@@ -15731,7 +15731,7 @@
           <w:noProof/>
         </w:rPr>
         <w:drawing>
-          <wp:inline distT="0" distB="0" distL="0" distR="0" wp14:anchorId="30D67048" wp14:editId="2D9E5618">
+          <wp:inline distT="0" distB="0" distL="0" distR="0" wp14:anchorId="2B6D5BE1" wp14:editId="1D6A93FE">
             <wp:extent cx="6120000" cy="3677403"/>
             <wp:effectExtent l="0" t="0" r="0" b="0"/>
             <wp:docPr id="3" name="Picture 3" descr="Riquadro delle verifiche a torsione del cassoncino"/>
@@ -15797,7 +15797,7 @@
           <w:noProof/>
         </w:rPr>
         <w:drawing>
-          <wp:inline distT="0" distB="0" distL="0" distR="0" wp14:anchorId="2E59ABB0" wp14:editId="411C5807">
+          <wp:inline distT="0" distB="0" distL="0" distR="0" wp14:anchorId="1CBC352B" wp14:editId="7B506771">
             <wp:extent cx="6120000" cy="3677403"/>
             <wp:effectExtent l="0" t="0" r="0" b="0"/>
             <wp:docPr id="4" name="Picture 4" descr="Flussi di torsione per fase nella scheda Verifiche"/>
@@ -15863,7 +15863,7 @@
         <w:keepNext/>
         <w:spacing w:after="140"/>
       </w:pPr>
-      <w:bookmarkStart w:id="39" w:name="_Toc242020980"/>
+      <w:bookmarkStart w:id="39" w:name="_Toc242048633"/>
       <w:r>
         <w:t>Curve di risposta</w:t>
       </w:r>
@@ -15900,7 +15900,7 @@
         <w:keepNext/>
         <w:spacing w:after="140"/>
       </w:pPr>
-      <w:bookmarkStart w:id="40" w:name="_Toc242020981"/>
+      <w:bookmarkStart w:id="40" w:name="_Toc242048634"/>
       <w:r>
         <w:t>Bridge Design</w:t>
       </w:r>
@@ -15928,7 +15928,7 @@
         <w:keepNext/>
         <w:spacing w:after="140"/>
       </w:pPr>
-      <w:bookmarkStart w:id="41" w:name="_Toc242020982"/>
+      <w:bookmarkStart w:id="41" w:name="_Toc242048635"/>
       <w:r>
         <w:t>Preparare i dati prima di aprire la ricerca</w:t>
       </w:r>
@@ -16610,7 +16610,7 @@
         <w:keepNext/>
         <w:spacing w:after="140"/>
       </w:pPr>
-      <w:bookmarkStart w:id="42" w:name="_Toc242020983"/>
+      <w:bookmarkStart w:id="42" w:name="_Toc242048636"/>
       <w:r>
         <w:t>Creare il progetto di riferimento</w:t>
       </w:r>
@@ -16705,7 +16705,7 @@
         <w:keepNext/>
         <w:spacing w:after="140"/>
       </w:pPr>
-      <w:bookmarkStart w:id="43" w:name="_Toc242020984"/>
+      <w:bookmarkStart w:id="43" w:name="_Toc242048637"/>
       <w:r>
         <w:t>Leggere sezioni spessori e lunghezze</w:t>
       </w:r>
@@ -16749,7 +16749,7 @@
         <w:keepNext/>
         <w:spacing w:after="140"/>
       </w:pPr>
-      <w:bookmarkStart w:id="44" w:name="_Toc242020985"/>
+      <w:bookmarkStart w:id="44" w:name="_Toc242048638"/>
       <w:r>
         <w:t>Scegliere obiettivo e costanti</w:t>
       </w:r>
@@ -17439,7 +17439,7 @@
         <w:keepNext/>
         <w:spacing w:after="140"/>
       </w:pPr>
-      <w:bookmarkStart w:id="45" w:name="_Toc242020986"/>
+      <w:bookmarkStart w:id="45" w:name="_Toc242048639"/>
       <w:r>
         <w:t>Impostare range utili</w:t>
       </w:r>
@@ -17492,7 +17492,7 @@
         <w:keepNext/>
         <w:spacing w:after="140"/>
       </w:pPr>
-      <w:bookmarkStart w:id="46" w:name="_Toc242020987"/>
+      <w:bookmarkStart w:id="46" w:name="_Toc242048640"/>
       <w:r>
         <w:t>Avviare e leggere l’avanzamento</w:t>
       </w:r>
@@ -17528,7 +17528,7 @@
         <w:keepNext/>
         <w:spacing w:after="140"/>
       </w:pPr>
-      <w:bookmarkStart w:id="47" w:name="_Toc242020988"/>
+      <w:bookmarkStart w:id="47" w:name="_Toc242048641"/>
       <w:r>
         <w:t>Usare i grafici</w:t>
       </w:r>
@@ -17569,7 +17569,7 @@
         </w:rPr>
         <w:lastRenderedPageBreak/>
         <w:drawing>
-          <wp:inline distT="0" distB="0" distL="0" distR="0" wp14:anchorId="7769DD41" wp14:editId="335A0937">
+          <wp:inline distT="0" distB="0" distL="0" distR="0" wp14:anchorId="569D5C6D" wp14:editId="6DEF9D88">
             <wp:extent cx="6120000" cy="3519000"/>
             <wp:effectExtent l="0" t="0" r="0" b="0"/>
             <wp:docPr id="5" name="Picture 5" descr="Nuvola costo e CO₂ ricavata dai risultati riproducibili dell’esempio"/>
@@ -17631,7 +17631,7 @@
           <w:noProof/>
         </w:rPr>
         <w:drawing>
-          <wp:inline distT="0" distB="0" distL="0" distR="0" wp14:anchorId="20204D89" wp14:editId="124B5059">
+          <wp:inline distT="0" distB="0" distL="0" distR="0" wp14:anchorId="1C7B65BE" wp14:editId="44FADCE6">
             <wp:extent cx="6120000" cy="3519000"/>
             <wp:effectExtent l="0" t="0" r="0" b="0"/>
             <wp:docPr id="6" name="Picture 6" descr="Variazione di altezza e costo durante l’enumerazione dell’esempio"/>
@@ -17681,7 +17681,7 @@
         <w:keepNext/>
         <w:spacing w:after="140"/>
       </w:pPr>
-      <w:bookmarkStart w:id="48" w:name="_Toc242020989"/>
+      <w:bookmarkStart w:id="48" w:name="_Toc242048642"/>
       <w:r>
         <w:lastRenderedPageBreak/>
         <w:t>Esempio guidato da centoventi metri</w:t>
@@ -18413,7 +18413,7 @@
           <w:noProof/>
         </w:rPr>
         <w:drawing>
-          <wp:inline distT="0" distB="0" distL="0" distR="0" wp14:anchorId="6E56160F" wp14:editId="77993256">
+          <wp:inline distT="0" distB="0" distL="0" distR="0" wp14:anchorId="66F94A34" wp14:editId="04A0A741">
             <wp:extent cx="6120000" cy="2601000"/>
             <wp:effectExtent l="0" t="0" r="0" b="0"/>
             <wp:docPr id="7" name="Picture 7" descr="Differenze di costo fra il riferimento e alcuni scenari dell’esempio"/>
@@ -18479,7 +18479,7 @@
         <w:keepNext/>
         <w:spacing w:after="140"/>
       </w:pPr>
-      <w:bookmarkStart w:id="49" w:name="_Toc242020990"/>
+      <w:bookmarkStart w:id="49" w:name="_Toc242048643"/>
       <w:r>
         <w:t>Selezionare applicare e conservare le alternative</w:t>
       </w:r>
@@ -18527,7 +18527,7 @@
         <w:keepNext/>
         <w:spacing w:after="140"/>
       </w:pPr>
-      <w:bookmarkStart w:id="50" w:name="_Toc242020991"/>
+      <w:bookmarkStart w:id="50" w:name="_Toc242048644"/>
       <w:r>
         <w:t>Prezzi geotecnica e scenari da confrontare</w:t>
       </w:r>
@@ -18563,7 +18563,7 @@
         <w:keepNext/>
         <w:spacing w:after="140"/>
       </w:pPr>
-      <w:bookmarkStart w:id="51" w:name="_Toc242020992"/>
+      <w:bookmarkStart w:id="51" w:name="_Toc242048645"/>
       <w:r>
         <w:t>Usare le famiglie speciali</w:t>
       </w:r>
@@ -18611,7 +18611,7 @@
         <w:keepNext/>
         <w:spacing w:after="140"/>
       </w:pPr>
-      <w:bookmarkStart w:id="52" w:name="_Toc242020993"/>
+      <w:bookmarkStart w:id="52" w:name="_Toc242048646"/>
       <w:r>
         <w:t>Risolvere i messaggi più comuni</w:t>
       </w:r>
@@ -19518,7 +19518,7 @@
         <w:keepNext/>
         <w:spacing w:after="140"/>
       </w:pPr>
-      <w:bookmarkStart w:id="53" w:name="_Toc242020994"/>
+      <w:bookmarkStart w:id="53" w:name="_Toc242048647"/>
       <w:r>
         <w:lastRenderedPageBreak/>
         <w:t>Esportare un confronto leggibile</w:t>
@@ -19547,7 +19547,7 @@
         <w:keepNext/>
         <w:spacing w:after="140"/>
       </w:pPr>
-      <w:bookmarkStart w:id="54" w:name="_Toc242020995"/>
+      <w:bookmarkStart w:id="54" w:name="_Toc242048648"/>
       <w:r>
         <w:t>Quanto fidarsi dei risultati</w:t>
       </w:r>
@@ -19583,7 +19583,7 @@
         <w:keepNext/>
         <w:spacing w:after="140"/>
       </w:pPr>
-      <w:bookmarkStart w:id="55" w:name="_Toc242020996"/>
+      <w:bookmarkStart w:id="55" w:name="_Toc242048649"/>
       <w:r>
         <w:t>Salvataggio e report</w:t>
       </w:r>
@@ -19595,7 +19595,7 @@
         <w:keepNext/>
         <w:spacing w:after="140"/>
       </w:pPr>
-      <w:bookmarkStart w:id="56" w:name="_Toc242020997"/>
+      <w:bookmarkStart w:id="56" w:name="_Toc242048650"/>
       <w:r>
         <w:t>Conservare dati modificabili</w:t>
       </w:r>
@@ -19623,7 +19623,7 @@
         <w:keepNext/>
         <w:spacing w:after="140"/>
       </w:pPr>
-      <w:bookmarkStart w:id="57" w:name="_Toc242020998"/>
+      <w:bookmarkStart w:id="57" w:name="_Toc242048651"/>
       <w:r>
         <w:lastRenderedPageBreak/>
         <w:t>Report del singolo foglio e del progetto</w:t>
@@ -19660,7 +19660,7 @@
         <w:keepNext/>
         <w:spacing w:after="140"/>
       </w:pPr>
-      <w:bookmarkStart w:id="58" w:name="_Toc242020999"/>
+      <w:bookmarkStart w:id="58" w:name="_Toc242048652"/>
       <w:r>
         <w:t>Conservare dati e risultati insieme</w:t>
       </w:r>
@@ -19688,7 +19688,7 @@
         <w:keepNext/>
         <w:spacing w:after="140"/>
       </w:pPr>
-      <w:bookmarkStart w:id="59" w:name="_Toc242021000"/>
+      <w:bookmarkStart w:id="59" w:name="_Toc242048653"/>
       <w:r>
         <w:t>Percorso completo per un primo progetto</w:t>
       </w:r>
@@ -19772,7 +19772,7 @@
         <w:keepNext/>
         <w:spacing w:after="140"/>
       </w:pPr>
-      <w:bookmarkStart w:id="60" w:name="_Toc242021001"/>
+      <w:bookmarkStart w:id="60" w:name="_Toc242048654"/>
       <w:r>
         <w:t>Problemi frequenti e controlli finali</w:t>
       </w:r>
@@ -20358,7 +20358,7 @@
         <w:keepNext/>
         <w:spacing w:after="140"/>
       </w:pPr>
-      <w:bookmarkStart w:id="61" w:name="_Toc242021002"/>
+      <w:bookmarkStart w:id="61" w:name="_Toc242048655"/>
       <w:r>
         <w:t>Riferimenti per approfondire</w:t>
       </w:r>
@@ -20382,7 +20382,7 @@
         <w:keepNext/>
         <w:spacing w:after="140"/>
       </w:pPr>
-      <w:bookmarkStart w:id="62" w:name="_Toc242021003"/>
+      <w:bookmarkStart w:id="62" w:name="_Toc242048656"/>
       <w:r>
         <w:t>Muri di sostegno con stratigrafie di monte e valle</w:t>
       </w:r>
@@ -20443,7 +20443,7 @@
         <w:keepNext/>
         <w:spacing w:after="140"/>
       </w:pPr>
-      <w:bookmarkStart w:id="63" w:name="_Toc242021004"/>
+      <w:bookmarkStart w:id="63" w:name="_Toc242048657"/>
       <w:r>
         <w:t>Avviare la verifica globale</w:t>
       </w:r>
@@ -20491,7 +20491,7 @@
         <w:keepNext/>
         <w:spacing w:after="140"/>
       </w:pPr>
-      <w:bookmarkStart w:id="64" w:name="_Toc242021005"/>
+      <w:bookmarkStart w:id="64" w:name="_Toc242048658"/>
       <w:r>
         <w:t>Inserire spessori e proprietà dei terreni</w:t>
       </w:r>
@@ -21176,7 +21176,7 @@
         </w:rPr>
         <w:lastRenderedPageBreak/>
         <w:drawing>
-          <wp:inline distT="0" distB="0" distL="0" distR="0" wp14:anchorId="4B2CF4DE" wp14:editId="16BACA95">
+          <wp:inline distT="0" distB="0" distL="0" distR="0" wp14:anchorId="223D0D7B" wp14:editId="1B3AE940">
             <wp:extent cx="6120000" cy="2570400"/>
             <wp:effectExtent l="0" t="0" r="0" b="0"/>
             <wp:docPr id="8" name="Picture 8" descr="Profilo dell’esempio stratificato con terreno sotto la fondazione e limiti di ricerca evidenziati in blu."/>
@@ -21234,7 +21234,7 @@
         <w:keepNext/>
         <w:spacing w:after="140"/>
       </w:pPr>
-      <w:bookmarkStart w:id="65" w:name="_Toc242021006"/>
+      <w:bookmarkStart w:id="65" w:name="_Toc242048659"/>
       <w:r>
         <w:t>Controllare rilievo falda sisma e ricerca</w:t>
       </w:r>
@@ -21270,7 +21270,7 @@
         <w:keepNext/>
         <w:spacing w:after="140"/>
       </w:pPr>
-      <w:bookmarkStart w:id="66" w:name="_Toc242021007"/>
+      <w:bookmarkStart w:id="66" w:name="_Toc242048660"/>
       <w:r>
         <w:t>Leggere il risultato e riprodurre l’esempio</w:t>
       </w:r>
@@ -21318,7 +21318,7 @@
         <w:keepNext/>
         <w:spacing w:after="140"/>
       </w:pPr>
-      <w:bookmarkStart w:id="67" w:name="_Toc242021008"/>
+      <w:bookmarkStart w:id="67" w:name="_Toc242048661"/>
       <w:r>
         <w:t>Esempio salvato e risultati ripercorribili</w:t>
       </w:r>
@@ -21706,7 +21706,7 @@
         </w:rPr>
         <w:lastRenderedPageBreak/>
         <w:drawing>
-          <wp:inline distT="0" distB="0" distL="0" distR="0" wp14:anchorId="16FA791E" wp14:editId="22053636">
+          <wp:inline distT="0" distB="0" distL="0" distR="0" wp14:anchorId="3E12ED41" wp14:editId="7724A882">
             <wp:extent cx="6120000" cy="2570400"/>
             <wp:effectExtent l="0" t="0" r="0" b="0"/>
             <wp:docPr id="9" name="Picture 9" descr="Superficie della seconda combinazione: il tasso supera 1 e il cerchio è rosso. L’esempio conserva l’esito sfavorevole per mostrare la lettura della verifica."/>
@@ -21773,7 +21773,7 @@
         <w:keepNext/>
         <w:spacing w:after="140"/>
       </w:pPr>
-      <w:bookmarkStart w:id="68" w:name="_Toc242021009"/>
+      <w:bookmarkStart w:id="68" w:name="_Toc242048662"/>
       <w:r>
         <w:t>Portanza, cedimenti e armature dei muri: procedura</w:t>
       </w:r>
@@ -21793,7 +21793,7 @@
         <w:keepNext/>
         <w:spacing w:after="140"/>
       </w:pPr>
-      <w:bookmarkStart w:id="69" w:name="_Toc242021010"/>
+      <w:bookmarkStart w:id="69" w:name="_Toc242048663"/>
       <w:r>
         <w:t>Scegliere il controllo</w:t>
       </w:r>
@@ -22302,7 +22302,7 @@
         <w:keepNext/>
         <w:spacing w:after="140"/>
       </w:pPr>
-      <w:bookmarkStart w:id="70" w:name="_Toc242021011"/>
+      <w:bookmarkStart w:id="70" w:name="_Toc242048664"/>
       <w:r>
         <w:t>Procedura e lettura</w:t>
       </w:r>
@@ -22338,7 +22338,7 @@
         <w:keepNext/>
         <w:spacing w:after="140"/>
       </w:pPr>
-      <w:bookmarkStart w:id="71" w:name="_Toc242021012"/>
+      <w:bookmarkStart w:id="71" w:name="_Toc242048665"/>
       <w:r>
         <w:t>Dati della portanza sismica</w:t>
       </w:r>
@@ -22366,7 +22366,7 @@
         <w:keepNext/>
         <w:spacing w:after="140"/>
       </w:pPr>
-      <w:bookmarkStart w:id="72" w:name="_Toc242021013"/>
+      <w:bookmarkStart w:id="72" w:name="_Toc242048666"/>
       <w:r>
         <w:t>Dati dei cedimenti</w:t>
       </w:r>
@@ -22394,7 +22394,7 @@
         <w:keepNext/>
         <w:spacing w:after="140"/>
       </w:pPr>
-      <w:bookmarkStart w:id="73" w:name="_Toc242021014"/>
+      <w:bookmarkStart w:id="73" w:name="_Toc242048667"/>
       <w:r>
         <w:t>Importare una storia Newmark</w:t>
       </w:r>
@@ -22426,7 +22426,7 @@
         <w:keepNext/>
         <w:spacing w:after="140"/>
       </w:pPr>
-      <w:bookmarkStart w:id="74" w:name="_Toc242021015"/>
+      <w:bookmarkStart w:id="74" w:name="_Toc242048668"/>
       <w:r>
         <w:t>Disporre e proporre le armature</w:t>
       </w:r>
@@ -22476,7 +22476,7 @@
         <w:keepNext/>
         <w:spacing w:after="140"/>
       </w:pPr>
-      <w:bookmarkStart w:id="75" w:name="_Toc242021016"/>
+      <w:bookmarkStart w:id="75" w:name="_Toc242048669"/>
       <w:r>
         <w:t>Efficienza orizzontale della palificata</w:t>
       </w:r>
@@ -22496,7 +22496,7 @@
         <w:keepNext/>
         <w:spacing w:after="140"/>
       </w:pPr>
-      <w:bookmarkStart w:id="76" w:name="_Toc242021017"/>
+      <w:bookmarkStart w:id="76" w:name="_Toc242048670"/>
       <w:r>
         <w:lastRenderedPageBreak/>
         <w:t>Apertura e geometria</w:t>
@@ -22536,7 +22536,7 @@
         <w:keepNext/>
         <w:spacing w:after="140"/>
       </w:pPr>
-      <w:bookmarkStart w:id="77" w:name="_Toc242021018"/>
+      <w:bookmarkStart w:id="77" w:name="_Toc242048671"/>
       <w:r>
         <w:t>Metodo e applicabilità</w:t>
       </w:r>
@@ -23153,7 +23153,7 @@
         <w:keepNext/>
         <w:spacing w:after="140"/>
       </w:pPr>
-      <w:bookmarkStart w:id="78" w:name="_Toc242021019"/>
+      <w:bookmarkStart w:id="78" w:name="_Toc242048672"/>
       <w:r>
         <w:t>Risultati e confronto</w:t>
       </w:r>
@@ -23204,7 +23204,7 @@
         <w:keepNext/>
         <w:spacing w:after="140"/>
       </w:pPr>
-      <w:bookmarkStart w:id="79" w:name="_Toc242021020"/>
+      <w:bookmarkStart w:id="79" w:name="_Toc242048673"/>
       <w:r>
         <w:t>Risposta elastica del palo orizzontale</w:t>
       </w:r>
@@ -23224,7 +23224,7 @@
         <w:keepNext/>
         <w:spacing w:after="140"/>
       </w:pPr>
-      <w:bookmarkStart w:id="80" w:name="_Toc242021021"/>
+      <w:bookmarkStart w:id="80" w:name="_Toc242048674"/>
       <w:r>
         <w:t>Compilazione dei dati</w:t>
       </w:r>
@@ -23266,7 +23266,7 @@
         <w:keepNext/>
         <w:spacing w:after="140"/>
       </w:pPr>
-      <w:bookmarkStart w:id="81" w:name="_Toc242021022"/>
+      <w:bookmarkStart w:id="81" w:name="_Toc242048675"/>
       <w:r>
         <w:t>Assegnazione delle rigidezze</w:t>
       </w:r>
@@ -23906,7 +23906,7 @@
         <w:keepNext/>
         <w:spacing w:after="140"/>
       </w:pPr>
-      <w:bookmarkStart w:id="82" w:name="_Toc242021023"/>
+      <w:bookmarkStart w:id="82" w:name="_Toc242048676"/>
       <w:r>
         <w:t>Lettura e conservazione dei risultati</w:t>
       </w:r>
@@ -23953,7 +23953,7 @@
         <w:keepNext/>
         <w:spacing w:after="140"/>
       </w:pPr>
-      <w:bookmarkStart w:id="83" w:name="_Toc242021024"/>
+      <w:bookmarkStart w:id="83" w:name="_Toc242048677"/>
       <w:r>
         <w:t>Esempio riproducibile e limiti</w:t>
       </w:r>
@@ -23982,7 +23982,7 @@
         <w:keepNext/>
         <w:spacing w:after="140"/>
       </w:pPr>
-      <w:bookmarkStart w:id="84" w:name="_Toc242021025"/>
+      <w:bookmarkStart w:id="84" w:name="_Toc242048678"/>
       <w:r>
         <w:t>Wiki e centro della conoscenza</w:t>
       </w:r>
@@ -23994,7 +23994,7 @@
         <w:keepNext/>
         <w:spacing w:after="140"/>
       </w:pPr>
-      <w:bookmarkStart w:id="85" w:name="_Toc242021026"/>
+      <w:bookmarkStart w:id="85" w:name="_Toc242048679"/>
       <w:r>
         <w:t>Engineering Handbook</w:t>
       </w:r>
@@ -24005,7 +24005,10 @@
         <w:spacing w:after="140"/>
       </w:pPr>
       <w:r>
-        <w:t>La copertina presenta dodici capitoli numerati: Fondamenti, Scienza e tecnica delle costruzioni, Materiali, Calcestruzzo armato, Acciaio, Geotecnica, Ponti e infrastrutture, Ingegneria sismica, FEM, BIM, Computational Design e Anthea. Ogni capitolo apre un'introduzione con un percorso di lettura. Le pagine distinguono introduzione, metodo e approfondimento tecnico; i sei piloti revisionati sono Cos'è un ponte, Instabilità di Euler, Fessurazione, Capacità portante, Elementi Beam e guida della Sezione in c.a.</w:t>
+        <w:t>La copertina presenta dodici capitoli numerati: Fondamenti, Scienza e tecnica delle costruzioni, Materiali, Calcestruzzo armato, Acciaio, Geotecnica, Ponti e infrastrutture, Ingegneria sismica, FEM, BIM, Computational Design e Anthea. Le schede mostrano anteprime degli articoli e il collegamento Esplora il capitolo; si dispongono su una, due o tre colonne secondo lo spazio. Inizia dai fondamenti apre il primo percorso. Ogni capitolo presenta introduzione e articoli numerati con livello e tempo di lettura. L</w:t>
+      </w:r>
+      <w:r>
+        <w:t>e pagine distinguono introduzione, metodo e approfondimento tecnico; i sei piloti revisionati sono Cos'è un ponte, Instabilità di Euler, Fessurazione, Capacità portante, Elementi Beam e guida della Sezione in c.a.</w:t>
       </w:r>
     </w:p>
     <w:p>
@@ -24049,7 +24052,7 @@
         <w:keepNext/>
         <w:spacing w:after="140"/>
       </w:pPr>
-      <w:bookmarkStart w:id="86" w:name="_Toc242021027"/>
+      <w:bookmarkStart w:id="86" w:name="_Toc242048680"/>
       <w:r>
         <w:t>Cercare e scegliere un percorso</w:t>
       </w:r>
@@ -24060,7 +24063,11 @@
         <w:spacing w:after="140"/>
       </w:pPr>
       <w:r>
-        <w:t>Apri Wiki dalla navigazione principale o dalla Home. La ricerca considera titoli, testo, formule, categorie e sinonimi italiano-inglese; per esempio buckling trova contenuti sull'instabilità. Ogni risultato indica se appartiene al manuale teorico o alla guida applicativa. I dodici capitoli aprono indici ordinati delle voci disponibili; i contenuti storici utili sono integrati nelle pagine correnti e gli originali restano nell’archivio documentale.</w:t>
+        <w:t xml:space="preserve">Apri Wiki dalla navigazione principale o dalla Home. La ricerca considera titoli, testo, formule, categorie e sinonimi italiano-inglese; per esempio buckling trova contenuti </w:t>
+      </w:r>
+      <w:r>
+        <w:lastRenderedPageBreak/>
+        <w:t>sull'instabilità. Ogni risultato indica se appartiene al manuale teorico o alla guida applicativa. I dodici capitoli aprono indici ordinati delle voci disponibili; i contenuti storici utili sono integrati nelle pagine correnti e gli originali restano nell’archivio documentale.</w:t>
       </w:r>
     </w:p>
     <w:p>
@@ -24069,9 +24076,8 @@
         <w:keepNext/>
         <w:spacing w:after="140"/>
       </w:pPr>
-      <w:bookmarkStart w:id="87" w:name="_Toc242021028"/>
-      <w:r>
-        <w:lastRenderedPageBreak/>
+      <w:bookmarkStart w:id="87" w:name="_Toc242048681"/>
+      <w:r>
         <w:t>Leggere e riprendere</w:t>
       </w:r>
       <w:bookmarkEnd w:id="87"/>
@@ -24081,15 +24087,15 @@
         <w:spacing w:after="140"/>
       </w:pPr>
       <w:r>
-        <w:t>L'indice laterale raccoglie le sezioni della pagina. Seleziona una voce per raggiungerla; la sezione corrente è evidenziata durante lo scorrimento. Copia collegamento produce un indirizzo Wiki interno leggibile. Segna sezione letta registra una scelta esplicita: la posizione di lettura non equivale a un apprendimento verificato.</w:t>
-      </w:r>
-    </w:p>
-    <w:p>
-      <w:pPr>
-        <w:spacing w:after="140"/>
-      </w:pPr>
-      <w:r>
-        <w:t>Continua a leggere mostra le ultime pagine e la posizione approssimativa; riaprendo una pagina viene ripristinata la sezione visitata. Il progresso è memorizzato localmente nel profilo Windows, separato dai documenti di calcolo. Su finestre strette i pulsanti Indice e In questa pagina mostrano i menu laterali. Non occorre una connessione per consultare i contenuti incorporati; i riferimenti web aprono il browser.</w:t>
+        <w:t>Nella copertina il menu laterale è raccolto nel pulsante Indice. Durante la lettura, il menu a sinistra espande gli articoli del capitolo corrente; quello a destra raccoglie le sezioni della pagina. Seleziona una voce per raggiungerla; la sezione corrente è evidenziata durante lo scorrimento. Copia collegamento produce un indirizzo Wiki interno leggibile. Segna sezione letta registra una scelta esplicita: la posizione di lettura non equivale a un apprendimento verificato.</w:t>
+      </w:r>
+    </w:p>
+    <w:p>
+      <w:pPr>
+        <w:spacing w:after="140"/>
+      </w:pPr>
+      <w:r>
+        <w:t>Riprendi la lettura mostra le ultime tre pagine; riaprendo una pagina viene ripristinata la sezione visitata. Il progresso è memorizzato localmente nel profilo Windows, separato dai documenti di calcolo. Su finestre strette i pulsanti Indice e In questa pagina mostrano i menu laterali. Non occorre una connessione per consultare i contenuti incorporati; i riferimenti web aprono il browser.</w:t>
       </w:r>
     </w:p>
     <w:p>
@@ -24098,7 +24104,7 @@
         <w:keepNext/>
         <w:spacing w:after="140"/>
       </w:pPr>
-      <w:bookmarkStart w:id="88" w:name="_Toc242021029"/>
+      <w:bookmarkStart w:id="88" w:name="_Toc242048682"/>
       <w:r>
         <w:t>Passare dalla teoria al calcolo</w:t>
       </w:r>
@@ -24134,7 +24140,7 @@
         <w:keepNext/>
         <w:spacing w:after="140"/>
       </w:pPr>
-      <w:bookmarkStart w:id="89" w:name="_Toc242021030"/>
+      <w:bookmarkStart w:id="89" w:name="_Toc242048683"/>
       <w:r>
         <w:t>Progetti e problemi frequenti</w:t>
       </w:r>
@@ -24154,8 +24160,9 @@
         <w:keepNext/>
         <w:spacing w:after="140"/>
       </w:pPr>
-      <w:bookmarkStart w:id="90" w:name="_Toc242021031"/>
-      <w:r>
+      <w:bookmarkStart w:id="90" w:name="_Toc242048684"/>
+      <w:r>
+        <w:lastRenderedPageBreak/>
         <w:t>Modulo Sezione in c.a.</w:t>
       </w:r>
       <w:bookmarkEnd w:id="90"/>
@@ -24174,9 +24181,8 @@
         <w:keepNext/>
         <w:spacing w:after="140"/>
       </w:pPr>
-      <w:bookmarkStart w:id="91" w:name="_Toc242021032"/>
-      <w:r>
-        <w:lastRenderedPageBreak/>
+      <w:bookmarkStart w:id="91" w:name="_Toc242048685"/>
+      <w:r>
         <w:t>A cosa serve e quando usarlo</w:t>
       </w:r>
       <w:bookmarkEnd w:id="91"/>
@@ -24203,7 +24209,7 @@
         <w:keepNext/>
         <w:spacing w:after="140"/>
       </w:pPr>
-      <w:bookmarkStart w:id="92" w:name="_Toc242021033"/>
+      <w:bookmarkStart w:id="92" w:name="_Toc242048686"/>
       <w:r>
         <w:t>Input geometria e unità</w:t>
       </w:r>
@@ -24798,8 +24804,9 @@
         <w:keepNext/>
         <w:spacing w:after="140"/>
       </w:pPr>
-      <w:bookmarkStart w:id="93" w:name="_Toc242021034"/>
-      <w:r>
+      <w:bookmarkStart w:id="93" w:name="_Toc242048687"/>
+      <w:r>
+        <w:lastRenderedPageBreak/>
         <w:t>Input materiali armature e default</w:t>
       </w:r>
       <w:bookmarkEnd w:id="93"/>
@@ -24817,11 +24824,7 @@
         <w:spacing w:after="140"/>
       </w:pPr>
       <w:r>
-        <w:t xml:space="preserve">Le resistenze dei materiali sono in MPa, equivalenti a N/mm². La selezione dal catalogo trasferisce i parametri effettivi della voce scelta; controlla il riepilogo dopo una selezione. Numero e diametro delle barre devono descrivere l'armatura presente; le </w:t>
-      </w:r>
-      <w:r>
-        <w:lastRenderedPageBreak/>
-        <w:t>barre devono rimanere nel contorno con copriferro e spaziatura coerenti. Le opzioni specifiche per pali o zone dissipative richiedono il contesto corrispondente.</w:t>
+        <w:t>Le resistenze dei materiali sono in MPa, equivalenti a N/mm². La selezione dal catalogo trasferisce i parametri effettivi della voce scelta; controlla il riepilogo dopo una selezione. Numero e diametro delle barre devono descrivere l'armatura presente; le barre devono rimanere nel contorno con copriferro e spaziatura coerenti. Le opzioni specifiche per pali o zone dissipative richiedono il contesto corrispondente.</w:t>
       </w:r>
     </w:p>
     <w:p>
@@ -24838,7 +24841,7 @@
         <w:keepNext/>
         <w:spacing w:after="140"/>
       </w:pPr>
-      <w:bookmarkStart w:id="94" w:name="_Toc242021035"/>
+      <w:bookmarkStart w:id="94" w:name="_Toc242048688"/>
       <w:r>
         <w:t>Input azioni e convenzioni</w:t>
       </w:r>
@@ -24866,7 +24869,7 @@
         <w:keepNext/>
         <w:spacing w:after="140"/>
       </w:pPr>
-      <w:bookmarkStart w:id="95" w:name="_Toc242021036"/>
+      <w:bookmarkStart w:id="95" w:name="_Toc242048689"/>
       <w:r>
         <w:t>Descrizione del calcolo</w:t>
       </w:r>
@@ -24894,8 +24897,9 @@
         <w:keepNext/>
         <w:spacing w:after="140"/>
       </w:pPr>
-      <w:bookmarkStart w:id="96" w:name="_Toc242021037"/>
-      <w:r>
+      <w:bookmarkStart w:id="96" w:name="_Toc242048690"/>
+      <w:r>
+        <w:lastRenderedPageBreak/>
         <w:t>Output e lettura dei risultati</w:t>
       </w:r>
       <w:bookmarkEnd w:id="96"/>
@@ -25264,7 +25268,6 @@
               <w:rPr>
                 <w:sz w:val="21"/>
               </w:rPr>
-              <w:lastRenderedPageBreak/>
               <w:t>Fessurazione</w:t>
             </w:r>
           </w:p>
@@ -25412,7 +25415,7 @@
         <w:keepNext/>
         <w:spacing w:after="140"/>
       </w:pPr>
-      <w:bookmarkStart w:id="97" w:name="_Toc242021038"/>
+      <w:bookmarkStart w:id="97" w:name="_Toc242048691"/>
       <w:r>
         <w:t>Warning e problemi frequenti</w:t>
       </w:r>
@@ -25450,7 +25453,7 @@
         <w:keepNext/>
         <w:spacing w:after="140"/>
       </w:pPr>
-      <w:bookmarkStart w:id="98" w:name="_Toc242021039"/>
+      <w:bookmarkStart w:id="98" w:name="_Toc242048692"/>
       <w:r>
         <w:t>Esempio completo dalla Wiki</w:t>
       </w:r>
@@ -25488,6 +25491,7 @@
         <w:ind w:left="283" w:hanging="283"/>
       </w:pPr>
       <w:r>
+        <w:lastRenderedPageBreak/>
         <w:t>3. Esegui l'analisi del dominio prevista dalla scheda e leggi il punto di domanda rispetto alla capacità.</w:t>
       </w:r>
     </w:p>
@@ -25523,7 +25527,6 @@
         <w:spacing w:after="140"/>
       </w:pPr>
       <w:r>
-        <w:lastRenderedPageBreak/>
         <w:t>Il taglio di appoggio è 100 kN ma non è il taglio della stessa sezione di mezzeria a momento massimo. La Wiki non inserisce una terna simultanea artificiale di massimi provenienti da sezioni diverse. Per il controllo di taglio usa una sezione e una combinazione coerenti, inserendo i dati nella scheda dedicata.</w:t>
       </w:r>
     </w:p>
@@ -25533,7 +25536,7 @@
         <w:keepNext/>
         <w:spacing w:after="140"/>
       </w:pPr>
-      <w:bookmarkStart w:id="99" w:name="_Toc242021040"/>
+      <w:bookmarkStart w:id="99" w:name="_Toc242048693"/>
       <w:r>
         <w:t>Teoria collegata e riepilogo</w:t>
       </w:r>
@@ -25561,7 +25564,7 @@
         <w:keepNext/>
         <w:spacing w:after="140"/>
       </w:pPr>
-      <w:bookmarkStart w:id="100" w:name="_Toc242021041"/>
+      <w:bookmarkStart w:id="100" w:name="_Toc242048694"/>
       <w:r>
         <w:t>Domini tridimensionali e bidimensionali</w:t>
       </w:r>
@@ -25597,7 +25600,7 @@
         <w:keepNext/>
         <w:spacing w:after="140"/>
       </w:pPr>
-      <w:bookmarkStart w:id="101" w:name="_Toc242021042"/>
+      <w:bookmarkStart w:id="101" w:name="_Toc242048695"/>
       <w:r>
         <w:t>Tensioni e fessurazione</w:t>
       </w:r>
@@ -25608,7 +25611,11 @@
         <w:spacing w:after="140"/>
       </w:pPr>
       <w:r>
-        <w:t>Aprire la scheda dedicata, scegliere la combinazione e leggere prima lo stato tensionale: zona compressa, barre tese, tensione massima, asse neutro e deformazioni. Le deformazioni a video possono essere in per mille; i coefficienti di curvatura hanno un'altra dimensione. Non confrontare i due numeri senza conversione.</w:t>
+        <w:t xml:space="preserve">Aprire la scheda dedicata, scegliere la combinazione e leggere prima lo stato tensionale: zona compressa, barre tese, tensione massima, asse neutro e deformazioni. Le </w:t>
+      </w:r>
+      <w:r>
+        <w:lastRenderedPageBreak/>
+        <w:t>deformazioni a video possono essere in per mille; i coefficienti di curvatura hanno un'altra dimensione. Non confrontare i due numeri senza conversione.</w:t>
       </w:r>
     </w:p>
     <w:p>
@@ -25624,11 +25631,10 @@
         <w:spacing w:after="140"/>
       </w:pPr>
       <w:r>
-        <w:t xml:space="preserve">La trazione dell'intera sezione segue un ramo specifico con regioni di bordo. Le superfici interne dei fori compatibili hanno controlli dedicati; una superficie tesa priva di armatura </w:t>
-      </w:r>
-      <w:r>
-        <w:lastRenderedPageBreak/>
-        <w:t>efficace o di interasse definito lascia la verifica incompleta. Il disegno completo non dimostra la completezza dei controlli. Analogamente, una soluzione tensionale non lineare o una sezione con tendini può avere disponibilità diversa per il controllo di fessurazione. Leggere lo stato della singola verifica, non soltanto il grafico delle tensioni.</w:t>
+        <w:t>La trazione dell'intera sezione segue un ramo specifico con regioni di bordo. Le superfici interne dei fori compatibili hanno controlli dedicati; una superficie tesa priva di armatura efficace o di interasse definito lascia la verifica incompleta. Il disegno completo non dimostra la completezza dei controlli. Analogamente, una soluzione tensionale non lineare o una sezione con tendini può avere disponibilità diversa per il controllo di fessurazione. Leggere lo stato della singola verifica, non soltanto il g</w:t>
+      </w:r>
+      <w:r>
+        <w:t>rafico delle tensioni.</w:t>
       </w:r>
     </w:p>
     <w:p>
@@ -25637,7 +25643,7 @@
         <w:keepNext/>
         <w:spacing w:after="140"/>
       </w:pPr>
-      <w:bookmarkStart w:id="102" w:name="_Toc242021043"/>
+      <w:bookmarkStart w:id="102" w:name="_Toc242048696"/>
       <w:r>
         <w:t>Taglio torsione e dettagli</w:t>
       </w:r>
@@ -25673,7 +25679,7 @@
         <w:keepNext/>
         <w:spacing w:after="140"/>
       </w:pPr>
-      <w:bookmarkStart w:id="103" w:name="_Toc242021044"/>
+      <w:bookmarkStart w:id="103" w:name="_Toc242048697"/>
       <w:r>
         <w:t>Curva momento curvatura e aggiornamento</w:t>
       </w:r>
@@ -25700,6 +25706,7 @@
         <w:spacing w:after="140"/>
       </w:pPr>
       <w:r>
+        <w:lastRenderedPageBreak/>
         <w:t>Le tabelle CA consentono copia e incolla e dispongono dei comandi di template e reimportazione previsti dall'interfaccia. Prima di un'importazione estesa salvare il foglio, controllare intestazioni e unità, quindi verificare numero di righe, barre e combinazioni importate. La semplice riuscita dell'importazione non dimostra che l'ordine delle colonne fosse quello voluto.</w:t>
       </w:r>
     </w:p>
@@ -25709,7 +25716,7 @@
         <w:keepNext/>
         <w:spacing w:after="140"/>
       </w:pPr>
-      <w:bookmarkStart w:id="104" w:name="_Toc242021045"/>
+      <w:bookmarkStart w:id="104" w:name="_Toc242048698"/>
       <w:r>
         <w:t>Importare ed esportare le azioni</w:t>
       </w:r>
@@ -25720,11 +25727,7 @@
         <w:spacing w:after="140"/>
       </w:pPr>
       <w:r>
-        <w:t xml:space="preserve">Le tabelle offrono Template Excel, Importa Excel ed Esporta Excel. Il foglio Azioni usa le colonne Famiglia, Nome, N [kN], Mx [kNm], My [kNm], Vx [kN], Vy [kN] e T [kNm]. N è </w:t>
-      </w:r>
-      <w:r>
-        <w:lastRenderedPageBreak/>
-        <w:t>negativo a compressione. I nomi SLU e SLV nei file corrispondono ai domini Plastico ed Elastico; Rara, Frequente e Quasi permanente conservano azioni distinte.</w:t>
+        <w:t>Le tabelle offrono Template Excel, Importa Excel ed Esporta Excel. Il foglio Azioni usa le colonne Famiglia, Nome, N [kN], Mx [kNm], My [kNm], Vx [kN], Vy [kN] e T [kNm]. N è negativo a compressione. I nomi SLU e SLV nei file corrispondono ai domini Plastico ed Elastico; Rara, Frequente e Quasi permanente conservano azioni distinte.</w:t>
       </w:r>
     </w:p>
     <w:p>
@@ -25757,7 +25760,7 @@
         <w:keepNext/>
         <w:spacing w:after="140"/>
       </w:pPr>
-      <w:bookmarkStart w:id="105" w:name="_Toc242021046"/>
+      <w:bookmarkStart w:id="105" w:name="_Toc242048699"/>
       <w:r>
         <w:t>Leggere asse neutro, mappe e report</w:t>
       </w:r>
@@ -25793,7 +25796,7 @@
         <w:keepNext/>
         <w:spacing w:after="140"/>
       </w:pPr>
-      <w:bookmarkStart w:id="106" w:name="_Toc242021047"/>
+      <w:bookmarkStart w:id="106" w:name="_Toc242048700"/>
       <w:r>
         <w:t>Interpretazione dei risultati e controlli indipendenti</w:t>
       </w:r>
@@ -25804,7 +25807,11 @@
         <w:spacing w:after="140"/>
       </w:pPr>
       <w:r>
-        <w:t>Un risultato è utilizzabile quando sono chiari input, stato limite, metodo e combinazione. Comincia dal titolo della scheda e dagli avvisi, poi confronta il dato decisivo con un controllo semplice. La precisione delle cifre mostrate non misura la precisione del modello.</w:t>
+        <w:t xml:space="preserve">Un risultato è utilizzabile quando sono chiari input, stato limite, metodo e combinazione. Comincia dal titolo della scheda e dagli avvisi, poi confronta il dato decisivo con un </w:t>
+      </w:r>
+      <w:r>
+        <w:lastRenderedPageBreak/>
+        <w:t>controllo semplice. La precisione delle cifre mostrate non misura la precisione del modello.</w:t>
       </w:r>
     </w:p>
     <w:p>
@@ -25813,7 +25820,7 @@
         <w:keepNext/>
         <w:spacing w:after="140"/>
       </w:pPr>
-      <w:bookmarkStart w:id="107" w:name="_Toc242021048"/>
+      <w:bookmarkStart w:id="107" w:name="_Toc242048701"/>
       <w:r>
         <w:t>Dalla domanda alla capacità</w:t>
       </w:r>
@@ -25833,9 +25840,8 @@
         <w:keepNext/>
         <w:spacing w:after="140"/>
       </w:pPr>
-      <w:bookmarkStart w:id="108" w:name="_Toc242021049"/>
-      <w:r>
-        <w:lastRenderedPageBreak/>
+      <w:bookmarkStart w:id="108" w:name="_Toc242048702"/>
+      <w:r>
         <w:t>Controllo numerico e fisico</w:t>
       </w:r>
       <w:bookmarkEnd w:id="108"/>
@@ -25854,7 +25860,7 @@
         <w:keepNext/>
         <w:spacing w:after="140"/>
       </w:pPr>
-      <w:bookmarkStart w:id="109" w:name="_Toc242021050"/>
+      <w:bookmarkStart w:id="109" w:name="_Toc242048703"/>
       <w:r>
         <w:t>Archiviazione</w:t>
       </w:r>
@@ -25874,7 +25880,7 @@
         <w:keepNext/>
         <w:spacing w:after="140"/>
       </w:pPr>
-      <w:bookmarkStart w:id="110" w:name="_Toc242021051"/>
+      <w:bookmarkStart w:id="110" w:name="_Toc242048704"/>
       <w:r>
         <w:t>Tutorial dal modello Beam alla verifica di sezione</w:t>
       </w:r>
@@ -25894,7 +25900,7 @@
         <w:keepNext/>
         <w:spacing w:after="140"/>
       </w:pPr>
-      <w:bookmarkStart w:id="111" w:name="_Toc242021052"/>
+      <w:bookmarkStart w:id="111" w:name="_Toc242048705"/>
       <w:r>
         <w:t>Capisci e controlla</w:t>
       </w:r>
@@ -25914,7 +25920,7 @@
         <w:keepNext/>
         <w:spacing w:after="140"/>
       </w:pPr>
-      <w:bookmarkStart w:id="112" w:name="_Toc242021053"/>
+      <w:bookmarkStart w:id="112" w:name="_Toc242048706"/>
       <w:r>
         <w:t>Calcola e modifica</w:t>
       </w:r>
@@ -25934,7 +25940,7 @@
         <w:keepNext/>
         <w:spacing w:after="140"/>
       </w:pPr>
-      <w:bookmarkStart w:id="113" w:name="_Toc242021054"/>
+      <w:bookmarkStart w:id="113" w:name="_Toc242048707"/>
       <w:r>
         <w:t>Osserva e archivia</w:t>
       </w:r>
@@ -25945,7 +25951,11 @@
         <w:spacing w:after="140"/>
       </w:pPr>
       <w:r>
-        <w:t>Confronta i due risultati descrivendo quale ipotesi è cambiata e quale è rimasta assegnata. Non usare il controllo di resistenza per concludere sulla freccia o sulla fessurazione: richiedono analisi e combinazioni proprie. Salva il documento modificabile e annota il riferimento alla pagina Wiki. La guida Sezione in c.a. (Wiki: Modulo Sezione in c.a.) descrive input, default e problemi frequenti.</w:t>
+        <w:t xml:space="preserve">Confronta i due risultati descrivendo quale ipotesi è cambiata e quale è rimasta assegnata. Non usare il controllo di resistenza per concludere sulla freccia o sulla </w:t>
+      </w:r>
+      <w:r>
+        <w:lastRenderedPageBreak/>
+        <w:t>fessurazione: richiedono analisi e combinazioni proprie. Salva il documento modificabile e annota il riferimento alla pagina Wiki. La guida Sezione in c.a. (Wiki: Modulo Sezione in c.a.) descrive input, default e problemi frequenti.</w:t>
       </w:r>
     </w:p>
     <w:sectPr>
@@ -26266,7 +26276,7 @@
         <w:noProof/>
         <w:sz w:val="20"/>
       </w:rPr>
-      <w:t>51</w:t>
+      <w:t>52</w:t>
     </w:r>
     <w:r>
       <w:rPr>
